--- a/files/The Importance of VIV 10222015_ehb.docx
+++ b/files/The Importance of VIV 10222015_ehb.docx
@@ -30,125 +30,341 @@
       <w:pPr>
         <w:jc w:val="center"/>
         <w:rPr>
+          <w:rFonts w:asciiTheme="minorHAnsi" w:hAnsiTheme="minorHAnsi"/>
           <w:sz w:val="48"/>
           <w:szCs w:val="48"/>
         </w:rPr>
       </w:pPr>
       <w:r>
         <w:rPr>
+          <w:rFonts w:asciiTheme="minorHAnsi" w:hAnsiTheme="minorHAnsi"/>
           <w:b/>
           <w:sz w:val="48"/>
           <w:szCs w:val="48"/>
         </w:rPr>
-        <w:t>The Importance of Understanding Vortex Induced Vibration</w:t>
-      </w:r>
-    </w:p>
-    <w:p>
-      <w:pPr>
-        <w:rPr>
-          <w:sz w:val="32"/>
-          <w:szCs w:val="32"/>
-        </w:rPr>
-      </w:pPr>
-      <w:r>
-        <w:rPr>
-          <w:sz w:val="32"/>
-          <w:szCs w:val="32"/>
-        </w:rPr>
-        <w:t>Vortex-induced-vibration (VIV) plays an important role in the design of many different types of engineered systems.  From bridges, to aircraft, to tall buildings, to antennas and utility lines, VIV is a means by which structure</w:t>
-      </w:r>
-      <w:bookmarkStart w:id="0" w:name="_GoBack"/>
-      <w:bookmarkEnd w:id="0"/>
-      <w:r>
-        <w:rPr>
-          <w:sz w:val="32"/>
-          <w:szCs w:val="32"/>
-        </w:rPr>
-        <w:t xml:space="preserve">s can fail. </w:t>
-      </w:r>
-    </w:p>
-    <w:p>
-      <w:pPr>
-        <w:rPr>
-          <w:sz w:val="32"/>
-          <w:szCs w:val="32"/>
-        </w:rPr>
-      </w:pPr>
-      <w:r>
-        <w:rPr>
-          <w:sz w:val="32"/>
-          <w:szCs w:val="32"/>
-        </w:rPr>
-        <w:t xml:space="preserve">Most structural failures result from either inadequate design, inadequate materials of construction, or loading that was not anticipated by the designer.  In many cases, two or more of these factors contribute to failure.  </w:t>
-      </w:r>
-    </w:p>
-    <w:p>
-      <w:pPr>
-        <w:rPr>
-          <w:sz w:val="32"/>
-          <w:szCs w:val="32"/>
-        </w:rPr>
-      </w:pPr>
-      <w:r>
-        <w:rPr>
-          <w:sz w:val="32"/>
-          <w:szCs w:val="32"/>
-        </w:rPr>
-        <w:t xml:space="preserve">Many structures are designed to have very little or no response (e.g., deformation) under conditions thought to be present in anticipated use.   A key problem, however, is that VIV results from forces due to flow of a fluid (typically air or water), which for many years were not accounted for in many structural designs.  </w:t>
-      </w:r>
-      <w:r>
-        <w:rPr>
-          <w:sz w:val="32"/>
-          <w:szCs w:val="32"/>
-          <w:highlight w:val="yellow"/>
-        </w:rPr>
-        <w:t>As discussed in &lt;&lt;</w:t>
-      </w:r>
-      <w:proofErr w:type="spellStart"/>
-      <w:r>
-        <w:rPr>
-          <w:sz w:val="32"/>
-          <w:szCs w:val="32"/>
-          <w:highlight w:val="yellow"/>
-        </w:rPr>
-        <w:t>VideoXX</w:t>
-      </w:r>
-      <w:proofErr w:type="spellEnd"/>
-      <w:r>
-        <w:rPr>
-          <w:sz w:val="32"/>
-          <w:szCs w:val="32"/>
-          <w:highlight w:val="yellow"/>
-        </w:rPr>
-        <w:t>&gt;, alternate shedding of vortices from opposite sides of the cylinder gives rise to a time-fluctuating force on the cylinder</w:t>
-      </w:r>
-      <w:r>
-        <w:rPr>
-          <w:sz w:val="32"/>
-          <w:szCs w:val="32"/>
-        </w:rPr>
-        <w:t>.  This structural loading therefore depends on time, and requires a different type of analysis than is needed to deal with other kinds of loading, such as earthquake loading.</w:t>
-      </w:r>
-    </w:p>
-    <w:p>
-      <w:pPr>
-        <w:rPr>
-          <w:sz w:val="32"/>
-          <w:szCs w:val="32"/>
-        </w:rPr>
-      </w:pPr>
-      <w:r>
-        <w:rPr>
+        <w:t>The Imp</w:t>
+      </w:r>
+      <w:r>
+        <w:rPr>
+          <w:rFonts w:asciiTheme="minorHAnsi" w:hAnsiTheme="minorHAnsi"/>
+          <w:b/>
+          <w:sz w:val="48"/>
+          <w:szCs w:val="48"/>
+        </w:rPr>
+        <w:t xml:space="preserve">ortance of Understanding </w:t>
+      </w:r>
+      <w:r>
+        <w:rPr>
+          <w:rFonts w:asciiTheme="minorHAnsi" w:hAnsiTheme="minorHAnsi"/>
+          <w:b/>
+          <w:sz w:val="48"/>
+          <w:szCs w:val="48"/>
+        </w:rPr>
+        <w:br/>
+        <w:t xml:space="preserve">Vortex-Induced </w:t>
+      </w:r>
+      <w:r>
+        <w:rPr>
+          <w:rFonts w:asciiTheme="minorHAnsi" w:hAnsiTheme="minorHAnsi"/>
+          <w:b/>
+          <w:sz w:val="48"/>
+          <w:szCs w:val="48"/>
+        </w:rPr>
+        <w:t>Vibration</w:t>
+      </w:r>
+    </w:p>
+    <w:p>
+      <w:pPr>
+        <w:rPr>
+          <w:rFonts w:asciiTheme="minorHAnsi" w:hAnsiTheme="minorHAnsi"/>
+          <w:sz w:val="32"/>
+          <w:szCs w:val="32"/>
+        </w:rPr>
+      </w:pPr>
+      <w:r>
+        <w:rPr>
+          <w:rFonts w:asciiTheme="minorHAnsi" w:hAnsiTheme="minorHAnsi"/>
+          <w:sz w:val="32"/>
+          <w:szCs w:val="32"/>
+        </w:rPr>
+        <w:t>Most struct</w:t>
+      </w:r>
+      <w:r>
+        <w:rPr>
+          <w:rFonts w:asciiTheme="minorHAnsi" w:hAnsiTheme="minorHAnsi"/>
+          <w:sz w:val="32"/>
+          <w:szCs w:val="32"/>
+        </w:rPr>
+        <w:t>ural failures result from inadequate design, inappropriate</w:t>
+      </w:r>
+      <w:r>
+        <w:rPr>
+          <w:rFonts w:asciiTheme="minorHAnsi" w:hAnsiTheme="minorHAnsi"/>
+          <w:sz w:val="32"/>
+          <w:szCs w:val="32"/>
+        </w:rPr>
+        <w:t xml:space="preserve"> materials of construction, or</w:t>
+      </w:r>
+      <w:r>
+        <w:rPr>
+          <w:rFonts w:asciiTheme="minorHAnsi" w:hAnsiTheme="minorHAnsi"/>
+          <w:sz w:val="32"/>
+          <w:szCs w:val="32"/>
+        </w:rPr>
+        <w:t xml:space="preserve"> shoddy construction. I</w:t>
+      </w:r>
+      <w:r>
+        <w:rPr>
+          <w:rFonts w:asciiTheme="minorHAnsi" w:hAnsiTheme="minorHAnsi"/>
+          <w:sz w:val="32"/>
+          <w:szCs w:val="32"/>
+        </w:rPr>
+        <w:t xml:space="preserve">n many cases, two or more of these </w:t>
+      </w:r>
+      <w:r>
+        <w:rPr>
+          <w:rFonts w:asciiTheme="minorHAnsi" w:hAnsiTheme="minorHAnsi"/>
+          <w:sz w:val="32"/>
+          <w:szCs w:val="32"/>
+        </w:rPr>
+        <w:t xml:space="preserve">factors contribute to failure. </w:t>
+      </w:r>
+    </w:p>
+    <w:p>
+      <w:pPr>
+        <w:rPr>
+          <w:rFonts w:asciiTheme="minorHAnsi" w:hAnsiTheme="minorHAnsi"/>
+          <w:sz w:val="32"/>
+          <w:szCs w:val="32"/>
+        </w:rPr>
+      </w:pPr>
+      <w:r>
+        <w:rPr>
+          <w:rFonts w:asciiTheme="minorHAnsi" w:hAnsiTheme="minorHAnsi"/>
+          <w:sz w:val="32"/>
+          <w:szCs w:val="32"/>
+        </w:rPr>
+        <w:t xml:space="preserve">Vortex-induced </w:t>
+      </w:r>
+      <w:r>
+        <w:rPr>
+          <w:rFonts w:asciiTheme="minorHAnsi" w:hAnsiTheme="minorHAnsi"/>
+          <w:sz w:val="32"/>
+          <w:szCs w:val="32"/>
+        </w:rPr>
+        <w:t>vibration (VIV) plays an important role</w:t>
+      </w:r>
+      <w:r>
+        <w:rPr>
+          <w:rFonts w:asciiTheme="minorHAnsi" w:hAnsiTheme="minorHAnsi"/>
+          <w:sz w:val="32"/>
+          <w:szCs w:val="32"/>
+        </w:rPr>
+        <w:t xml:space="preserve"> in the design of many types of engineered systems.</w:t>
+      </w:r>
+      <w:r>
+        <w:rPr>
+          <w:rFonts w:asciiTheme="minorHAnsi" w:hAnsiTheme="minorHAnsi"/>
+          <w:sz w:val="32"/>
+          <w:szCs w:val="32"/>
+        </w:rPr>
+        <w:t xml:space="preserve"> From bridges, to aircraft, to tall buildings, to antennas</w:t>
+      </w:r>
+      <w:r>
+        <w:rPr>
+          <w:rFonts w:asciiTheme="minorHAnsi" w:hAnsiTheme="minorHAnsi"/>
+          <w:sz w:val="32"/>
+          <w:szCs w:val="32"/>
+        </w:rPr>
+        <w:t>,</w:t>
+      </w:r>
+      <w:r>
+        <w:rPr>
+          <w:rFonts w:asciiTheme="minorHAnsi" w:hAnsiTheme="minorHAnsi"/>
+          <w:sz w:val="32"/>
+          <w:szCs w:val="32"/>
+        </w:rPr>
+        <w:t xml:space="preserve"> and utility lines, VIV is a means by which structures can fail. </w:t>
+      </w:r>
+    </w:p>
+    <w:p>
+      <w:pPr>
+        <w:rPr>
+          <w:rFonts w:asciiTheme="minorHAnsi" w:hAnsiTheme="minorHAnsi"/>
+          <w:sz w:val="32"/>
+          <w:szCs w:val="32"/>
+        </w:rPr>
+      </w:pPr>
+    </w:p>
+    <w:p>
+      <w:pPr>
+        <w:rPr>
+          <w:rFonts w:asciiTheme="minorHAnsi" w:hAnsiTheme="minorHAnsi"/>
+          <w:sz w:val="32"/>
+          <w:szCs w:val="32"/>
+        </w:rPr>
+      </w:pPr>
+      <w:r>
+        <w:rPr>
+          <w:rFonts w:asciiTheme="minorHAnsi" w:hAnsiTheme="minorHAnsi"/>
+          <w:sz w:val="32"/>
+          <w:szCs w:val="32"/>
+        </w:rPr>
+        <w:t>Many structures are designed to have ve</w:t>
+      </w:r>
+      <w:r>
+        <w:rPr>
+          <w:rFonts w:asciiTheme="minorHAnsi" w:hAnsiTheme="minorHAnsi"/>
+          <w:sz w:val="32"/>
+          <w:szCs w:val="32"/>
+        </w:rPr>
+        <w:t xml:space="preserve">ry little or no response (e.g., displacement or </w:t>
+      </w:r>
+      <w:r>
+        <w:rPr>
+          <w:rFonts w:asciiTheme="minorHAnsi" w:hAnsiTheme="minorHAnsi"/>
+          <w:sz w:val="32"/>
+          <w:szCs w:val="32"/>
+        </w:rPr>
+        <w:t xml:space="preserve">deformation) under </w:t>
+      </w:r>
+      <w:r>
+        <w:rPr>
+          <w:rFonts w:asciiTheme="minorHAnsi" w:hAnsiTheme="minorHAnsi"/>
+          <w:sz w:val="32"/>
+          <w:szCs w:val="32"/>
+        </w:rPr>
+        <w:t xml:space="preserve">conditions </w:t>
+      </w:r>
+      <w:r>
+        <w:rPr>
+          <w:rFonts w:asciiTheme="minorHAnsi" w:hAnsiTheme="minorHAnsi"/>
+          <w:sz w:val="32"/>
+          <w:szCs w:val="32"/>
+        </w:rPr>
+        <w:t>anticipated</w:t>
+      </w:r>
+      <w:r>
+        <w:rPr>
+          <w:rFonts w:asciiTheme="minorHAnsi" w:hAnsiTheme="minorHAnsi"/>
+          <w:sz w:val="32"/>
+          <w:szCs w:val="32"/>
+        </w:rPr>
+        <w:t xml:space="preserve"> to occur during the service life of the structure.</w:t>
+      </w:r>
+      <w:r>
+        <w:rPr>
+          <w:rFonts w:asciiTheme="minorHAnsi" w:hAnsiTheme="minorHAnsi"/>
+          <w:sz w:val="32"/>
+          <w:szCs w:val="32"/>
+        </w:rPr>
+        <w:t xml:space="preserve"> A key issue</w:t>
+      </w:r>
+      <w:r>
+        <w:rPr>
+          <w:rFonts w:asciiTheme="minorHAnsi" w:hAnsiTheme="minorHAnsi"/>
+          <w:sz w:val="32"/>
+          <w:szCs w:val="32"/>
+        </w:rPr>
+        <w:t xml:space="preserve">, however, is that VIV results from forces due to flow of a fluid (typically air or water), which for many years were not accounted for in many structural designs.  </w:t>
+      </w:r>
+      <w:r>
+        <w:rPr>
+          <w:rFonts w:asciiTheme="minorHAnsi" w:hAnsiTheme="minorHAnsi"/>
+          <w:sz w:val="32"/>
+          <w:szCs w:val="32"/>
+        </w:rPr>
+        <w:t>As discussed in the video link below</w:t>
+      </w:r>
+      <w:r>
+        <w:rPr>
+          <w:rFonts w:asciiTheme="minorHAnsi" w:hAnsiTheme="minorHAnsi"/>
+          <w:sz w:val="32"/>
+          <w:szCs w:val="32"/>
+        </w:rPr>
+        <w:t xml:space="preserve">, alternate shedding of vortices from opposite sides of the cylinder gives rise to a time-fluctuating force on </w:t>
+      </w:r>
+      <w:r>
+        <w:rPr>
+          <w:rFonts w:asciiTheme="minorHAnsi" w:hAnsiTheme="minorHAnsi"/>
           <w:sz w:val="32"/>
           <w:szCs w:val="32"/>
         </w:rPr>
         <w:lastRenderedPageBreak/>
+        <w:t>the cylinder</w:t>
+      </w:r>
+      <w:r>
+        <w:rPr>
+          <w:rFonts w:asciiTheme="minorHAnsi" w:hAnsiTheme="minorHAnsi"/>
+          <w:sz w:val="32"/>
+          <w:szCs w:val="32"/>
+        </w:rPr>
+        <w:t xml:space="preserve">. </w:t>
+      </w:r>
+      <w:r>
+        <w:rPr>
+          <w:rFonts w:asciiTheme="minorHAnsi" w:hAnsiTheme="minorHAnsi"/>
+          <w:sz w:val="32"/>
+          <w:szCs w:val="32"/>
+        </w:rPr>
+        <w:t>This structural loading therefore depends on time, and requires a different type of analysis than is needed to deal with other kinds of loading, such as earthquake loading.</w:t>
+      </w:r>
+    </w:p>
+    <w:p>
+      <w:pPr>
+        <w:rPr>
+          <w:rFonts w:asciiTheme="minorHAnsi" w:hAnsiTheme="minorHAnsi"/>
+          <w:sz w:val="32"/>
+          <w:szCs w:val="32"/>
+        </w:rPr>
+      </w:pPr>
+      <w:hyperlink r:id="rId6" w:history="1">
+        <w:r>
+          <w:rPr>
+            <w:rStyle w:val="Hyperlink"/>
+            <w:rFonts w:asciiTheme="minorHAnsi" w:hAnsiTheme="minorHAnsi"/>
+            <w:sz w:val="32"/>
+            <w:szCs w:val="32"/>
+          </w:rPr>
+          <w:t>https://www.youtube.com/watch?v=Eh_vOcXazaU</w:t>
+        </w:r>
+      </w:hyperlink>
+    </w:p>
+    <w:p>
+      <w:pPr>
+        <w:rPr>
+          <w:rFonts w:asciiTheme="minorHAnsi" w:hAnsiTheme="minorHAnsi"/>
+          <w:sz w:val="32"/>
+          <w:szCs w:val="32"/>
+        </w:rPr>
+      </w:pPr>
+    </w:p>
+    <w:p>
+      <w:pPr>
+        <w:rPr>
+          <w:rFonts w:asciiTheme="minorHAnsi" w:hAnsiTheme="minorHAnsi"/>
+          <w:sz w:val="32"/>
+          <w:szCs w:val="32"/>
+        </w:rPr>
+      </w:pPr>
+      <w:r>
+        <w:rPr>
+          <w:rFonts w:asciiTheme="minorHAnsi" w:hAnsiTheme="minorHAnsi"/>
+          <w:sz w:val="32"/>
+          <w:szCs w:val="32"/>
+        </w:rPr>
         <w:t>Some examples of structures that have either failed, or which undergo significant deformation due to VIV are highlighted in the videos to which links are provided below.</w:t>
       </w:r>
     </w:p>
     <w:p>
-      <w:r>
-        <w:rPr>
+      <w:pPr>
+        <w:rPr>
+          <w:rFonts w:asciiTheme="minorHAnsi" w:hAnsiTheme="minorHAnsi"/>
+        </w:rPr>
+      </w:pPr>
+      <w:r>
+        <w:rPr>
+          <w:rFonts w:asciiTheme="minorHAnsi" w:hAnsiTheme="minorHAnsi"/>
           <w:b/>
           <w:sz w:val="36"/>
           <w:szCs w:val="36"/>
@@ -157,6 +373,7 @@
       </w:r>
       <w:r>
         <w:rPr>
+          <w:rFonts w:asciiTheme="minorHAnsi" w:hAnsiTheme="minorHAnsi"/>
           <w:sz w:val="24"/>
         </w:rPr>
         <w:t xml:space="preserve"> (__link{https://www.youtube.com/watch?v=KVc7oBKzq9U Click here to watch})</w:t>
@@ -165,9 +382,13 @@
     <w:p>
       <w:pPr>
         <w:jc w:val="center"/>
-      </w:pPr>
-      <w:r>
-        <w:rPr>
+        <w:rPr>
+          <w:rFonts w:asciiTheme="minorHAnsi" w:hAnsiTheme="minorHAnsi"/>
+        </w:rPr>
+      </w:pPr>
+      <w:r>
+        <w:rPr>
+          <w:rFonts w:asciiTheme="minorHAnsi" w:hAnsiTheme="minorHAnsi"/>
           <w:noProof/>
         </w:rPr>
         <w:drawing>
@@ -184,7 +405,7 @@
                     <pic:cNvPicPr/>
                   </pic:nvPicPr>
                   <pic:blipFill>
-                    <a:blip r:embed="rId6"/>
+                    <a:blip r:embed="rId7"/>
                   </pic:blipFill>
                   <pic:spPr>
                     <a:xfrm>
@@ -206,19 +427,31 @@
       <w:pPr>
         <w:ind w:left="720"/>
         <w:rPr>
-          <w:sz w:val="32"/>
-          <w:szCs w:val="32"/>
-        </w:rPr>
-      </w:pPr>
-      <w:r>
-        <w:rPr>
-          <w:sz w:val="32"/>
-          <w:szCs w:val="32"/>
-        </w:rPr>
-        <w:t>The collapse of the Tacoma Narrows Bridge in 1940 was a dramatic example of how VIV could contribute to destruction of a large civil structure.  Theodor</w:t>
-      </w:r>
-      <w:r>
-        <w:rPr>
+          <w:rFonts w:asciiTheme="minorHAnsi" w:hAnsiTheme="minorHAnsi"/>
+          <w:sz w:val="32"/>
+          <w:szCs w:val="32"/>
+        </w:rPr>
+      </w:pPr>
+      <w:r>
+        <w:rPr>
+          <w:rFonts w:asciiTheme="minorHAnsi" w:hAnsiTheme="minorHAnsi"/>
+          <w:sz w:val="32"/>
+          <w:szCs w:val="32"/>
+        </w:rPr>
+        <w:t xml:space="preserve">The collapse of the Tacoma Narrows Bridge in 1940 was a dramatic example of how VIV could contribute to destruction of a </w:t>
+      </w:r>
+      <w:r>
+        <w:rPr>
+          <w:rFonts w:asciiTheme="minorHAnsi" w:hAnsiTheme="minorHAnsi"/>
+          <w:sz w:val="32"/>
+          <w:szCs w:val="32"/>
+        </w:rPr>
+        <w:lastRenderedPageBreak/>
+        <w:t>large civil structure.  Theodor</w:t>
+      </w:r>
+      <w:r>
+        <w:rPr>
+          <w:rFonts w:asciiTheme="minorHAnsi" w:hAnsiTheme="minorHAnsi"/>
           <w:sz w:val="32"/>
           <w:szCs w:val="32"/>
         </w:rPr>
@@ -226,6 +459,7 @@
       </w:r>
       <w:r>
         <w:rPr>
+          <w:rFonts w:asciiTheme="minorHAnsi" w:hAnsiTheme="minorHAnsi"/>
           <w:sz w:val="32"/>
           <w:szCs w:val="32"/>
         </w:rPr>
@@ -233,6 +467,7 @@
       </w:r>
       <w:r>
         <w:rPr>
+          <w:rFonts w:asciiTheme="minorHAnsi" w:hAnsiTheme="minorHAnsi"/>
           <w:sz w:val="32"/>
           <w:szCs w:val="32"/>
         </w:rPr>
@@ -240,6 +475,7 @@
       </w:r>
       <w:r>
         <w:rPr>
+          <w:rFonts w:asciiTheme="minorHAnsi" w:hAnsiTheme="minorHAnsi"/>
           <w:sz w:val="32"/>
           <w:szCs w:val="32"/>
         </w:rPr>
@@ -247,6 +483,7 @@
       </w:r>
       <w:r>
         <w:rPr>
+          <w:rFonts w:asciiTheme="minorHAnsi" w:hAnsiTheme="minorHAnsi"/>
           <w:sz w:val="32"/>
           <w:szCs w:val="32"/>
           <w:vertAlign w:val="superscript"/>
@@ -255,6 +492,7 @@
       </w:r>
       <w:r>
         <w:rPr>
+          <w:rFonts w:asciiTheme="minorHAnsi" w:hAnsiTheme="minorHAnsi"/>
           <w:sz w:val="32"/>
           <w:szCs w:val="32"/>
         </w:rPr>
@@ -262,17 +500,23 @@
       </w:r>
     </w:p>
     <w:p>
-      <w:r>
-        <w:rPr>
+      <w:pPr>
+        <w:rPr>
+          <w:rFonts w:asciiTheme="minorHAnsi" w:hAnsiTheme="minorHAnsi"/>
+        </w:rPr>
+      </w:pPr>
+      <w:r>
+        <w:rPr>
+          <w:rFonts w:asciiTheme="minorHAnsi" w:hAnsiTheme="minorHAnsi"/>
           <w:b/>
           <w:sz w:val="40"/>
           <w:szCs w:val="40"/>
         </w:rPr>
-        <w:lastRenderedPageBreak/>
         <w:t>Building sway</w:t>
       </w:r>
       <w:r>
         <w:rPr>
+          <w:rFonts w:asciiTheme="minorHAnsi" w:hAnsiTheme="minorHAnsi"/>
           <w:sz w:val="24"/>
         </w:rPr>
         <w:t xml:space="preserve"> (__link{https://www.youtube.com/watch?v=rlpUhgfEZPU click here to watch})</w:t>
@@ -281,9 +525,13 @@
     <w:p>
       <w:pPr>
         <w:jc w:val="center"/>
-      </w:pPr>
-      <w:r>
-        <w:rPr>
+        <w:rPr>
+          <w:rFonts w:asciiTheme="minorHAnsi" w:hAnsiTheme="minorHAnsi"/>
+        </w:rPr>
+      </w:pPr>
+      <w:r>
+        <w:rPr>
+          <w:rFonts w:asciiTheme="minorHAnsi" w:hAnsiTheme="minorHAnsi"/>
           <w:noProof/>
         </w:rPr>
         <w:drawing>
@@ -300,7 +548,7 @@
                     <pic:cNvPicPr/>
                   </pic:nvPicPr>
                   <pic:blipFill>
-                    <a:blip r:embed="rId7"/>
+                    <a:blip r:embed="rId8"/>
                   </pic:blipFill>
                   <pic:spPr>
                     <a:xfrm>
@@ -321,16 +569,53 @@
     <w:p>
       <w:pPr>
         <w:ind w:left="720"/>
-      </w:pPr>
-      <w:r>
-        <w:rPr>
-          <w:sz w:val="32"/>
-          <w:szCs w:val="32"/>
-        </w:rPr>
-        <w:t xml:space="preserve">Tall "narrow" buildings are known to deform in high winds, and it is important that the resulting motion not lead to structural collapse.  No tall building has collapsed due to wind loading, but a number of other tall civil structures have.  Examples include the </w:t>
-      </w:r>
-      <w:r>
-        <w:rPr>
+        <w:rPr>
+          <w:rFonts w:asciiTheme="minorHAnsi" w:hAnsiTheme="minorHAnsi"/>
+        </w:rPr>
+      </w:pPr>
+      <w:r>
+        <w:rPr>
+          <w:rFonts w:asciiTheme="minorHAnsi" w:hAnsiTheme="minorHAnsi"/>
+          <w:sz w:val="32"/>
+          <w:szCs w:val="32"/>
+        </w:rPr>
+        <w:t>Tall "narrow" buildings are known to deform in high winds, and it is important that the resulting motion n</w:t>
+      </w:r>
+      <w:r>
+        <w:rPr>
+          <w:rFonts w:asciiTheme="minorHAnsi" w:hAnsiTheme="minorHAnsi"/>
+          <w:sz w:val="32"/>
+          <w:szCs w:val="32"/>
+        </w:rPr>
+        <w:t>ot lead to structural collapse.</w:t>
+      </w:r>
+      <w:r>
+        <w:rPr>
+          <w:rFonts w:asciiTheme="minorHAnsi" w:hAnsiTheme="minorHAnsi"/>
+          <w:sz w:val="32"/>
+          <w:szCs w:val="32"/>
+        </w:rPr>
+        <w:t xml:space="preserve"> No tall building has collapsed due to wind loading, but a number of oth</w:t>
+      </w:r>
+      <w:r>
+        <w:rPr>
+          <w:rFonts w:asciiTheme="minorHAnsi" w:hAnsiTheme="minorHAnsi"/>
+          <w:sz w:val="32"/>
+          <w:szCs w:val="32"/>
+        </w:rPr>
+        <w:t xml:space="preserve">er tall civil structures have. </w:t>
+      </w:r>
+      <w:r>
+        <w:rPr>
+          <w:rFonts w:asciiTheme="minorHAnsi" w:hAnsiTheme="minorHAnsi"/>
+          <w:sz w:val="32"/>
+          <w:szCs w:val="32"/>
+        </w:rPr>
+        <w:t xml:space="preserve">Examples include the </w:t>
+      </w:r>
+      <w:r>
+        <w:rPr>
+          <w:rFonts w:asciiTheme="minorHAnsi" w:hAnsiTheme="minorHAnsi"/>
           <w:sz w:val="32"/>
           <w:szCs w:val="32"/>
         </w:rPr>
@@ -338,14 +623,32 @@
       </w:r>
       <w:r>
         <w:rPr>
-          <w:sz w:val="32"/>
-          <w:szCs w:val="32"/>
-        </w:rPr>
-        <w:t xml:space="preserve">ollapse of 195 m (640 </w:t>
+          <w:rFonts w:asciiTheme="minorHAnsi" w:hAnsiTheme="minorHAnsi"/>
+          <w:sz w:val="32"/>
+          <w:szCs w:val="32"/>
+        </w:rPr>
+        <w:t>ollapse of</w:t>
+      </w:r>
+      <w:r>
+        <w:rPr>
+          <w:rFonts w:asciiTheme="minorHAnsi" w:hAnsiTheme="minorHAnsi"/>
+          <w:sz w:val="32"/>
+          <w:szCs w:val="32"/>
+        </w:rPr>
+        <w:t xml:space="preserve"> a</w:t>
+      </w:r>
+      <w:r>
+        <w:rPr>
+          <w:rFonts w:asciiTheme="minorHAnsi" w:hAnsiTheme="minorHAnsi"/>
+          <w:sz w:val="32"/>
+          <w:szCs w:val="32"/>
+        </w:rPr>
+        <w:t xml:space="preserve"> 195 m (640 </w:t>
       </w:r>
       <w:proofErr w:type="spellStart"/>
       <w:r>
         <w:rPr>
+          <w:rFonts w:asciiTheme="minorHAnsi" w:hAnsiTheme="minorHAnsi"/>
           <w:sz w:val="32"/>
           <w:szCs w:val="32"/>
         </w:rPr>
@@ -354,6 +657,7 @@
       <w:proofErr w:type="spellEnd"/>
       <w:r>
         <w:rPr>
+          <w:rFonts w:asciiTheme="minorHAnsi" w:hAnsiTheme="minorHAnsi"/>
           <w:sz w:val="32"/>
           <w:szCs w:val="32"/>
         </w:rPr>
@@ -362,6 +666,7 @@
       <w:proofErr w:type="spellStart"/>
       <w:r>
         <w:rPr>
+          <w:rFonts w:asciiTheme="minorHAnsi" w:hAnsiTheme="minorHAnsi"/>
           <w:sz w:val="32"/>
           <w:szCs w:val="32"/>
         </w:rPr>
@@ -370,6 +675,7 @@
       <w:proofErr w:type="spellEnd"/>
       <w:r>
         <w:rPr>
+          <w:rFonts w:asciiTheme="minorHAnsi" w:hAnsiTheme="minorHAnsi"/>
           <w:sz w:val="32"/>
           <w:szCs w:val="32"/>
         </w:rPr>
@@ -377,6 +683,7 @@
       </w:r>
       <w:r>
         <w:rPr>
+          <w:rFonts w:asciiTheme="minorHAnsi" w:hAnsiTheme="minorHAnsi"/>
           <w:sz w:val="24"/>
         </w:rPr>
         <w:t xml:space="preserve"> __link{https://en.wikipedia.org/wiki/List_of_catastrophic_collapses_of_broadcast_masts_and_towers wiki list of collapses of broadcast masts and towers})</w:t>
@@ -385,12 +692,14 @@
     <w:p>
       <w:pPr>
         <w:rPr>
+          <w:rFonts w:asciiTheme="minorHAnsi" w:hAnsiTheme="minorHAnsi"/>
           <w:sz w:val="24"/>
         </w:rPr>
       </w:pPr>
       <w:proofErr w:type="spellStart"/>
       <w:r>
         <w:rPr>
+          <w:rFonts w:asciiTheme="minorHAnsi" w:hAnsiTheme="minorHAnsi"/>
           <w:b/>
           <w:sz w:val="40"/>
           <w:szCs w:val="40"/>
@@ -400,6 +709,7 @@
       <w:proofErr w:type="spellEnd"/>
       <w:r>
         <w:rPr>
+          <w:rFonts w:asciiTheme="minorHAnsi" w:hAnsiTheme="minorHAnsi"/>
           <w:b/>
           <w:sz w:val="40"/>
           <w:szCs w:val="40"/>
@@ -408,6 +718,7 @@
       </w:r>
       <w:r>
         <w:rPr>
+          <w:rFonts w:asciiTheme="minorHAnsi" w:hAnsiTheme="minorHAnsi"/>
           <w:sz w:val="24"/>
         </w:rPr>
         <w:t xml:space="preserve"> (__link{https://www.youtube.com/watch?v=QD3G86dfj6Y click here to watch})</w:t>
@@ -417,6 +728,7 @@
       <w:pPr>
         <w:jc w:val="center"/>
         <w:rPr>
+          <w:rFonts w:asciiTheme="minorHAnsi" w:hAnsiTheme="minorHAnsi"/>
           <w:sz w:val="24"/>
         </w:rPr>
       </w:pPr>
@@ -424,12 +736,15 @@
     <w:p>
       <w:pPr>
         <w:jc w:val="center"/>
-      </w:pPr>
-      <w:r>
-        <w:rPr>
+        <w:rPr>
+          <w:rFonts w:asciiTheme="minorHAnsi" w:hAnsiTheme="minorHAnsi"/>
+        </w:rPr>
+      </w:pPr>
+      <w:r>
+        <w:rPr>
+          <w:rFonts w:asciiTheme="minorHAnsi" w:hAnsiTheme="minorHAnsi"/>
           <w:noProof/>
         </w:rPr>
-        <w:lastRenderedPageBreak/>
         <w:drawing>
           <wp:inline distT="0" distB="0" distL="0" distR="0">
             <wp:extent cx="3948151" cy="2606040"/>
@@ -446,7 +761,7 @@
                     <pic:cNvPicPr/>
                   </pic:nvPicPr>
                   <pic:blipFill>
-                    <a:blip r:embed="rId8">
+                    <a:blip r:embed="rId9">
                       <a:extLst>
                         <a:ext uri="{28A0092B-C50C-407E-A947-70E740481C1C}">
                           <a14:useLocalDpi xmlns:a14="http://schemas.microsoft.com/office/drawing/2010/main" val="0"/>
@@ -477,20 +792,55 @@
       <w:pPr>
         <w:ind w:left="720"/>
         <w:rPr>
-          <w:sz w:val="32"/>
-          <w:szCs w:val="32"/>
-        </w:rPr>
-      </w:pPr>
-      <w:r>
-        <w:rPr>
-          <w:sz w:val="32"/>
-          <w:szCs w:val="32"/>
-        </w:rPr>
-        <w:t>As aircraft move through the atmosphere, they are subjected to a multitude of dynamic forces, namely lift and drag. Sometimes these forces, under the right conditions, create VIV in the wings of the aircraft, more commonly referred to in aeronautics as “</w:t>
+          <w:rFonts w:asciiTheme="minorHAnsi" w:hAnsiTheme="minorHAnsi"/>
+          <w:sz w:val="32"/>
+          <w:szCs w:val="32"/>
+        </w:rPr>
+      </w:pPr>
+      <w:r>
+        <w:rPr>
+          <w:rFonts w:asciiTheme="minorHAnsi" w:hAnsiTheme="minorHAnsi"/>
+          <w:sz w:val="32"/>
+          <w:szCs w:val="32"/>
+        </w:rPr>
+        <w:t>As aircraft move through the atmosphere, t</w:t>
+      </w:r>
+      <w:r>
+        <w:rPr>
+          <w:rFonts w:asciiTheme="minorHAnsi" w:hAnsiTheme="minorHAnsi"/>
+          <w:sz w:val="32"/>
+          <w:szCs w:val="32"/>
+        </w:rPr>
+        <w:t>hey are subjected to a number of forces, including</w:t>
+      </w:r>
+      <w:r>
+        <w:rPr>
+          <w:rFonts w:asciiTheme="minorHAnsi" w:hAnsiTheme="minorHAnsi"/>
+          <w:sz w:val="32"/>
+          <w:szCs w:val="32"/>
+        </w:rPr>
+        <w:t xml:space="preserve"> lift an</w:t>
+      </w:r>
+      <w:r>
+        <w:rPr>
+          <w:rFonts w:asciiTheme="minorHAnsi" w:hAnsiTheme="minorHAnsi"/>
+          <w:sz w:val="32"/>
+          <w:szCs w:val="32"/>
+        </w:rPr>
+        <w:t>d drag. Sometimes these forces</w:t>
+      </w:r>
+      <w:r>
+        <w:rPr>
+          <w:rFonts w:asciiTheme="minorHAnsi" w:hAnsiTheme="minorHAnsi"/>
+          <w:sz w:val="32"/>
+          <w:szCs w:val="32"/>
+        </w:rPr>
+        <w:t xml:space="preserve"> create VIV in the wings of the aircraft, more commonly referred to in aeronautics as “</w:t>
       </w:r>
       <w:proofErr w:type="spellStart"/>
       <w:r>
         <w:rPr>
+          <w:rFonts w:asciiTheme="minorHAnsi" w:hAnsiTheme="minorHAnsi"/>
           <w:sz w:val="32"/>
           <w:szCs w:val="32"/>
         </w:rPr>
@@ -499,20 +849,152 @@
       <w:proofErr w:type="spellEnd"/>
       <w:r>
         <w:rPr>
-          <w:sz w:val="32"/>
-          <w:szCs w:val="32"/>
-        </w:rPr>
-        <w:t xml:space="preserve"> flutter”. This phenomenon is very serious, and can cause airplanes to shear themselves apart midflight if not accounted for in the design, as shown in the video above. The conditions that allow for or modify VIV in aircraft are very complex and difficult to predict analytically beforehand. It is because of this difficulty that VIV must be looked for and found through rigorous and often painstaking testing of new aircraft and airfoils being designed.   </w:t>
-      </w:r>
-    </w:p>
-    <w:p>
-      <w:pPr>
-        <w:rPr>
+          <w:rFonts w:asciiTheme="minorHAnsi" w:hAnsiTheme="minorHAnsi"/>
+          <w:sz w:val="32"/>
+          <w:szCs w:val="32"/>
+        </w:rPr>
+        <w:t xml:space="preserve"> flutter”. This phenomenon is very serious, and can cause airplanes to shear themselves apart midflight if not accounted for in the design, as shown in the video above. </w:t>
+      </w:r>
+      <w:r>
+        <w:rPr>
+          <w:rFonts w:asciiTheme="minorHAnsi" w:hAnsiTheme="minorHAnsi"/>
+          <w:sz w:val="32"/>
+          <w:szCs w:val="32"/>
+        </w:rPr>
+        <w:t>More commonly, flutter leads to fatigue cracking in flight structures, which</w:t>
+      </w:r>
+      <w:r>
+        <w:rPr>
+          <w:rFonts w:asciiTheme="minorHAnsi" w:hAnsiTheme="minorHAnsi"/>
+          <w:sz w:val="32"/>
+          <w:szCs w:val="32"/>
+        </w:rPr>
+        <w:t xml:space="preserve"> can ultimately result in catastrophic failure. An example of flutter induced fatigue cracking was the United States Air Force’s C-5A, designed for 30,000 flight hours, but for which all surviving aircraft needed to be “</w:t>
+      </w:r>
+      <w:proofErr w:type="spellStart"/>
+      <w:r>
+        <w:rPr>
+          <w:rFonts w:asciiTheme="minorHAnsi" w:hAnsiTheme="minorHAnsi"/>
+          <w:sz w:val="32"/>
+          <w:szCs w:val="32"/>
+        </w:rPr>
+        <w:t>rewinged</w:t>
+      </w:r>
+      <w:proofErr w:type="spellEnd"/>
+      <w:r>
+        <w:rPr>
+          <w:rFonts w:asciiTheme="minorHAnsi" w:hAnsiTheme="minorHAnsi"/>
+          <w:sz w:val="32"/>
+          <w:szCs w:val="32"/>
+        </w:rPr>
+        <w:t xml:space="preserve">” </w:t>
+      </w:r>
+      <w:r>
+        <w:rPr>
+          <w:rFonts w:asciiTheme="minorHAnsi" w:hAnsiTheme="minorHAnsi"/>
+          <w:sz w:val="32"/>
+          <w:szCs w:val="32"/>
+        </w:rPr>
+        <w:t xml:space="preserve">well </w:t>
+      </w:r>
+      <w:r>
+        <w:rPr>
+          <w:rFonts w:asciiTheme="minorHAnsi" w:hAnsiTheme="minorHAnsi"/>
+          <w:sz w:val="32"/>
+          <w:szCs w:val="32"/>
+        </w:rPr>
+        <w:t>before</w:t>
+      </w:r>
+      <w:r>
+        <w:rPr>
+          <w:rFonts w:asciiTheme="minorHAnsi" w:hAnsiTheme="minorHAnsi"/>
+          <w:sz w:val="32"/>
+          <w:szCs w:val="32"/>
+        </w:rPr>
+        <w:t xml:space="preserve"> 8,000 flight hours</w:t>
+      </w:r>
+      <w:r>
+        <w:rPr>
+          <w:rFonts w:asciiTheme="minorHAnsi" w:hAnsiTheme="minorHAnsi"/>
+          <w:sz w:val="32"/>
+          <w:szCs w:val="32"/>
+        </w:rPr>
+        <w:t xml:space="preserve"> because of excessive flutter</w:t>
+      </w:r>
+      <w:r>
+        <w:rPr>
+          <w:rFonts w:asciiTheme="minorHAnsi" w:hAnsiTheme="minorHAnsi"/>
+          <w:sz w:val="32"/>
+          <w:szCs w:val="32"/>
+        </w:rPr>
+        <w:t xml:space="preserve"> (</w:t>
+      </w:r>
+      <w:hyperlink r:id="rId10" w:history="1">
+        <w:r>
+          <w:rPr>
+            <w:rStyle w:val="Hyperlink"/>
+            <w:rFonts w:asciiTheme="minorHAnsi" w:hAnsiTheme="minorHAnsi"/>
+            <w:sz w:val="32"/>
+            <w:szCs w:val="32"/>
+          </w:rPr>
+          <w:t>http://www.airvectors.net/avc5.html</w:t>
+        </w:r>
+      </w:hyperlink>
+      <w:r>
+        <w:rPr>
+          <w:rFonts w:asciiTheme="minorHAnsi" w:hAnsiTheme="minorHAnsi"/>
+          <w:sz w:val="32"/>
+          <w:szCs w:val="32"/>
+        </w:rPr>
+        <w:t>)</w:t>
+      </w:r>
+      <w:r>
+        <w:rPr>
+          <w:rFonts w:asciiTheme="minorHAnsi" w:hAnsiTheme="minorHAnsi"/>
+          <w:sz w:val="32"/>
+          <w:szCs w:val="32"/>
+        </w:rPr>
+        <w:t xml:space="preserve">. </w:t>
+      </w:r>
+      <w:r>
+        <w:rPr>
+          <w:rFonts w:asciiTheme="minorHAnsi" w:hAnsiTheme="minorHAnsi"/>
+          <w:sz w:val="32"/>
+          <w:szCs w:val="32"/>
+        </w:rPr>
+        <w:t>The interactions between external aerodynamics and structural dynamics in modern aircraft are sufficiently complex that the accurate prediction of flutter characteristics during the design stage is difficult. Thus, there is considerable interest in developing design tools and methodologies that can predict, control, and suppress flutter long before an aircraft is built and tested.</w:t>
+      </w:r>
+    </w:p>
+    <w:p>
+      <w:pPr>
+        <w:ind w:left="720"/>
+        <w:rPr>
+          <w:rFonts w:asciiTheme="minorHAnsi" w:hAnsiTheme="minorHAnsi"/>
+          <w:sz w:val="32"/>
+          <w:szCs w:val="32"/>
+        </w:rPr>
+      </w:pPr>
+    </w:p>
+    <w:p>
+      <w:pPr>
+        <w:ind w:left="720"/>
+        <w:rPr>
+          <w:rFonts w:asciiTheme="minorHAnsi" w:hAnsiTheme="minorHAnsi"/>
+          <w:sz w:val="32"/>
+          <w:szCs w:val="32"/>
+        </w:rPr>
+      </w:pPr>
+    </w:p>
+    <w:p>
+      <w:pPr>
+        <w:rPr>
+          <w:rFonts w:asciiTheme="minorHAnsi" w:hAnsiTheme="minorHAnsi"/>
           <w:sz w:val="24"/>
         </w:rPr>
       </w:pPr>
       <w:r>
         <w:rPr>
+          <w:rFonts w:asciiTheme="minorHAnsi" w:hAnsiTheme="minorHAnsi"/>
           <w:b/>
           <w:sz w:val="40"/>
           <w:szCs w:val="40"/>
@@ -521,6 +1003,7 @@
       </w:r>
       <w:r>
         <w:rPr>
+          <w:rFonts w:asciiTheme="minorHAnsi" w:hAnsiTheme="minorHAnsi"/>
           <w:sz w:val="24"/>
         </w:rPr>
         <w:t xml:space="preserve"> (__link{https://www.youtube.com/watch?v=8PaHcoiFUOg click here to watch})</w:t>
@@ -529,6 +1012,7 @@
     <w:p>
       <w:pPr>
         <w:rPr>
+          <w:rFonts w:asciiTheme="minorHAnsi" w:hAnsiTheme="minorHAnsi"/>
           <w:sz w:val="24"/>
         </w:rPr>
       </w:pPr>
@@ -536,12 +1020,15 @@
     <w:p>
       <w:pPr>
         <w:jc w:val="center"/>
-      </w:pPr>
-      <w:r>
-        <w:rPr>
+        <w:rPr>
+          <w:rFonts w:asciiTheme="minorHAnsi" w:hAnsiTheme="minorHAnsi"/>
+        </w:rPr>
+      </w:pPr>
+      <w:r>
+        <w:rPr>
+          <w:rFonts w:asciiTheme="minorHAnsi" w:hAnsiTheme="minorHAnsi"/>
           <w:noProof/>
         </w:rPr>
-        <w:lastRenderedPageBreak/>
         <w:drawing>
           <wp:inline distT="0" distB="0" distL="0" distR="0">
             <wp:extent cx="3982720" cy="2987040"/>
@@ -558,7 +1045,7 @@
                     <pic:cNvPicPr/>
                   </pic:nvPicPr>
                   <pic:blipFill>
-                    <a:blip r:embed="rId9" cstate="print">
+                    <a:blip r:embed="rId11" cstate="print">
                       <a:extLst>
                         <a:ext uri="{28A0092B-C50C-407E-A947-70E740481C1C}">
                           <a14:useLocalDpi xmlns:a14="http://schemas.microsoft.com/office/drawing/2010/main" val="0"/>
@@ -589,12 +1076,14 @@
       <w:pPr>
         <w:ind w:left="720"/>
         <w:rPr>
-          <w:sz w:val="32"/>
-          <w:szCs w:val="32"/>
-        </w:rPr>
-      </w:pPr>
-      <w:r>
-        <w:rPr>
+          <w:rFonts w:asciiTheme="minorHAnsi" w:hAnsiTheme="minorHAnsi"/>
+          <w:sz w:val="32"/>
+          <w:szCs w:val="32"/>
+        </w:rPr>
+      </w:pPr>
+      <w:r>
+        <w:rPr>
+          <w:rFonts w:asciiTheme="minorHAnsi" w:hAnsiTheme="minorHAnsi"/>
           <w:sz w:val="32"/>
           <w:szCs w:val="32"/>
         </w:rPr>
@@ -603,41 +1092,111 @@
       <w:proofErr w:type="spellStart"/>
       <w:r>
         <w:rPr>
-          <w:sz w:val="32"/>
-          <w:szCs w:val="32"/>
-        </w:rPr>
-        <w:t>aeroelastic</w:t>
+          <w:rFonts w:asciiTheme="minorHAnsi" w:hAnsiTheme="minorHAnsi"/>
+          <w:sz w:val="32"/>
+          <w:szCs w:val="32"/>
+        </w:rPr>
+        <w:t>aeroe</w:t>
+      </w:r>
+      <w:r>
+        <w:rPr>
+          <w:rFonts w:asciiTheme="minorHAnsi" w:hAnsiTheme="minorHAnsi"/>
+          <w:sz w:val="32"/>
+          <w:szCs w:val="32"/>
+        </w:rPr>
+        <w:t>lastic</w:t>
       </w:r>
       <w:proofErr w:type="spellEnd"/>
       <w:r>
         <w:rPr>
-          <w:sz w:val="32"/>
-          <w:szCs w:val="32"/>
-        </w:rPr>
-        <w:t xml:space="preserve"> flutter, cable galloping (also known as conductor gallop) occurs due to the interaction of lift and drag forces being exerted on power transmission lines during windy days with the elasticity and other physical properties of the cable. If left uncontrolled, excessive cable galloping can cause severe damage to power lines, even causing them to snap and fall to the ground. </w:t>
+          <w:rFonts w:asciiTheme="minorHAnsi" w:hAnsiTheme="minorHAnsi"/>
+          <w:sz w:val="32"/>
+          <w:szCs w:val="32"/>
+        </w:rPr>
+        <w:t xml:space="preserve"> flutter, “cable galloping”</w:t>
+      </w:r>
+      <w:r>
+        <w:rPr>
+          <w:rFonts w:asciiTheme="minorHAnsi" w:hAnsiTheme="minorHAnsi"/>
+          <w:sz w:val="32"/>
+          <w:szCs w:val="32"/>
+        </w:rPr>
+        <w:t xml:space="preserve"> </w:t>
+      </w:r>
+      <w:r>
+        <w:rPr>
+          <w:rFonts w:asciiTheme="minorHAnsi" w:hAnsiTheme="minorHAnsi"/>
+          <w:sz w:val="32"/>
+          <w:szCs w:val="32"/>
+        </w:rPr>
+        <w:t>(or “</w:t>
+      </w:r>
+      <w:r>
+        <w:rPr>
+          <w:rFonts w:asciiTheme="minorHAnsi" w:hAnsiTheme="minorHAnsi"/>
+          <w:sz w:val="32"/>
+          <w:szCs w:val="32"/>
+        </w:rPr>
+        <w:t>conductor gallop</w:t>
+      </w:r>
+      <w:r>
+        <w:rPr>
+          <w:rFonts w:asciiTheme="minorHAnsi" w:hAnsiTheme="minorHAnsi"/>
+          <w:sz w:val="32"/>
+          <w:szCs w:val="32"/>
+        </w:rPr>
+        <w:t xml:space="preserve">”) </w:t>
+      </w:r>
+      <w:r>
+        <w:rPr>
+          <w:rFonts w:asciiTheme="minorHAnsi" w:hAnsiTheme="minorHAnsi"/>
+          <w:sz w:val="32"/>
+          <w:szCs w:val="32"/>
+        </w:rPr>
+        <w:t>occurs due to the interaction of lift and drag forces being exerted on</w:t>
+      </w:r>
+      <w:r>
+        <w:rPr>
+          <w:rFonts w:asciiTheme="minorHAnsi" w:hAnsiTheme="minorHAnsi"/>
+          <w:sz w:val="32"/>
+          <w:szCs w:val="32"/>
+        </w:rPr>
+        <w:t xml:space="preserve"> power transmission lines on</w:t>
+      </w:r>
+      <w:r>
+        <w:rPr>
+          <w:rFonts w:asciiTheme="minorHAnsi" w:hAnsiTheme="minorHAnsi"/>
+          <w:sz w:val="32"/>
+          <w:szCs w:val="32"/>
+        </w:rPr>
+        <w:t xml:space="preserve"> windy days. If left uncontrolled, excessive cable galloping can cause severe damage to power lines, even causing them to snap and fall to the ground. </w:t>
       </w:r>
     </w:p>
     <w:p>
       <w:pPr>
         <w:ind w:left="720"/>
         <w:rPr>
-          <w:sz w:val="32"/>
-          <w:szCs w:val="32"/>
-        </w:rPr>
-      </w:pPr>
-    </w:p>
-    <w:p>
-      <w:pPr>
-        <w:rPr>
+          <w:rFonts w:asciiTheme="minorHAnsi" w:hAnsiTheme="minorHAnsi"/>
+          <w:sz w:val="32"/>
+          <w:szCs w:val="32"/>
+        </w:rPr>
+      </w:pPr>
+    </w:p>
+    <w:p>
+      <w:pPr>
+        <w:rPr>
+          <w:rFonts w:asciiTheme="minorHAnsi" w:hAnsiTheme="minorHAnsi"/>
           <w:sz w:val="72"/>
           <w:szCs w:val="72"/>
         </w:rPr>
       </w:pPr>
       <w:r>
         <w:rPr>
+          <w:rFonts w:asciiTheme="minorHAnsi" w:hAnsiTheme="minorHAnsi"/>
           <w:sz w:val="72"/>
           <w:szCs w:val="72"/>
         </w:rPr>
+        <w:lastRenderedPageBreak/>
         <w:t>……………………………………………………………………………………………………….</w:t>
       </w:r>
     </w:p>
@@ -645,17 +1204,13 @@
       <w:pPr>
         <w:ind w:left="720"/>
         <w:rPr>
-          <w:sz w:val="32"/>
-          <w:szCs w:val="32"/>
-        </w:rPr>
-      </w:pPr>
-      <w:r>
-        <w:rPr>
-          <w:sz w:val="32"/>
-          <w:szCs w:val="32"/>
-        </w:rPr>
-        <w:t xml:space="preserve"> </w:t>
-      </w:r>
+          <w:rFonts w:asciiTheme="minorHAnsi" w:hAnsiTheme="minorHAnsi"/>
+          <w:sz w:val="32"/>
+          <w:szCs w:val="32"/>
+        </w:rPr>
+      </w:pPr>
+      <w:bookmarkStart w:id="0" w:name="_GoBack"/>
+      <w:bookmarkEnd w:id="0"/>
     </w:p>
     <w:sectPr>
       <w:type w:val="continuous"/>
@@ -1470,6 +2025,17 @@
     <w:name w:val="reference-text"/>
     <w:basedOn w:val="DefaultParagraphFont"/>
   </w:style>
+  <w:style w:type="character" w:styleId="Hyperlink">
+    <w:name w:val="Hyperlink"/>
+    <w:basedOn w:val="DefaultParagraphFont"/>
+    <w:uiPriority w:val="99"/>
+    <w:unhideWhenUsed/>
+    <w:rsid w:val="002853D9"/>
+    <w:rPr>
+      <w:color w:val="0563C1" w:themeColor="hyperlink"/>
+      <w:u w:val="single"/>
+    </w:rPr>
+  </w:style>
 </w:styles>
 </file>
 

--- a/files/The Importance of VIV 10222015_ehb.docx
+++ b/files/The Importance of VIV 10222015_ehb.docx
@@ -218,7 +218,15 @@
           <w:sz w:val="32"/>
           <w:szCs w:val="32"/>
         </w:rPr>
-        <w:t xml:space="preserve">ry little or no response (e.g., displacement or </w:t>
+        <w:t>ry little</w:t>
+      </w:r>
+      <w:r>
+        <w:rPr>
+          <w:rFonts w:asciiTheme="minorHAnsi" w:hAnsiTheme="minorHAnsi"/>
+          <w:sz w:val="32"/>
+          <w:szCs w:val="32"/>
+        </w:rPr>
+        <w:t xml:space="preserve"> response (e.g., displacement or </w:t>
       </w:r>
       <w:r>
         <w:rPr>
@@ -274,15 +282,23 @@
           <w:sz w:val="32"/>
           <w:szCs w:val="32"/>
         </w:rPr>
-        <w:t>As discussed in the video link below</w:t>
-      </w:r>
-      <w:r>
-        <w:rPr>
-          <w:rFonts w:asciiTheme="minorHAnsi" w:hAnsiTheme="minorHAnsi"/>
-          <w:sz w:val="32"/>
-          <w:szCs w:val="32"/>
-        </w:rPr>
-        <w:t xml:space="preserve">, alternate shedding of vortices from opposite sides of the cylinder gives rise to a time-fluctuating force on </w:t>
+        <w:t>For example, a</w:t>
+      </w:r>
+      <w:r>
+        <w:rPr>
+          <w:rFonts w:asciiTheme="minorHAnsi" w:hAnsiTheme="minorHAnsi"/>
+          <w:sz w:val="32"/>
+          <w:szCs w:val="32"/>
+        </w:rPr>
+        <w:t>s discussed in the video link below</w:t>
+      </w:r>
+      <w:r>
+        <w:rPr>
+          <w:rFonts w:asciiTheme="minorHAnsi" w:hAnsiTheme="minorHAnsi"/>
+          <w:sz w:val="32"/>
+          <w:szCs w:val="32"/>
+        </w:rPr>
+        <w:t>, alternate shedding of vortices from opposite sides of the cylinder gives rise to a time-</w:t>
       </w:r>
       <w:r>
         <w:rPr>
@@ -291,7 +307,7 @@
           <w:szCs w:val="32"/>
         </w:rPr>
         <w:lastRenderedPageBreak/>
-        <w:t>the cylinder</w:t>
+        <w:t>fluctuating force on the cylinder</w:t>
       </w:r>
       <w:r>
         <w:rPr>
@@ -307,7 +323,15 @@
           <w:sz w:val="32"/>
           <w:szCs w:val="32"/>
         </w:rPr>
-        <w:t>This structural loading therefore depends on time, and requires a different type of analysis than is needed to deal with other kinds of loading, such as earthquake loading.</w:t>
+        <w:t>Structural loadings due to VIV therefore depend on time, and require</w:t>
+      </w:r>
+      <w:r>
+        <w:rPr>
+          <w:rFonts w:asciiTheme="minorHAnsi" w:hAnsiTheme="minorHAnsi"/>
+          <w:sz w:val="32"/>
+          <w:szCs w:val="32"/>
+        </w:rPr>
+        <w:t xml:space="preserve"> a different type of analysis than is needed to deal with other kinds of loading, such as earthquake loading.</w:t>
       </w:r>
     </w:p>
     <w:p>
@@ -425,6 +449,53 @@
     </w:p>
     <w:p>
       <w:pPr>
+        <w:jc w:val="center"/>
+        <w:rPr>
+          <w:rFonts w:asciiTheme="minorHAnsi" w:hAnsiTheme="minorHAnsi"/>
+        </w:rPr>
+      </w:pPr>
+      <w:r>
+        <w:rPr>
+          <w:rFonts w:asciiTheme="minorHAnsi" w:hAnsiTheme="minorHAnsi"/>
+        </w:rPr>
+        <w:t xml:space="preserve">(Image Credit: </w:t>
+      </w:r>
+      <w:hyperlink r:id="rId8" w:history="1">
+        <w:r>
+          <w:rPr>
+            <w:rStyle w:val="Hyperlink"/>
+            <w:rFonts w:asciiTheme="minorHAnsi" w:hAnsiTheme="minorHAnsi"/>
+          </w:rPr>
+          <w:t>www.wikipedia.org</w:t>
+        </w:r>
+      </w:hyperlink>
+      <w:r>
+        <w:rPr>
+          <w:rFonts w:asciiTheme="minorHAnsi" w:hAnsiTheme="minorHAnsi"/>
+        </w:rPr>
+        <w:t>)</w:t>
+      </w:r>
+    </w:p>
+    <w:p>
+      <w:pPr>
+        <w:jc w:val="center"/>
+        <w:rPr>
+          <w:rFonts w:asciiTheme="minorHAnsi" w:hAnsiTheme="minorHAnsi"/>
+          <w:color w:val="FFFFFF" w:themeColor="background1"/>
+        </w:rPr>
+      </w:pPr>
+      <w:proofErr w:type="gramStart"/>
+      <w:r>
+        <w:rPr>
+          <w:rFonts w:asciiTheme="minorHAnsi" w:hAnsiTheme="minorHAnsi"/>
+          <w:color w:val="FFFFFF" w:themeColor="background1"/>
+        </w:rPr>
+        <w:t>space</w:t>
+      </w:r>
+      <w:proofErr w:type="gramEnd"/>
+    </w:p>
+    <w:p>
+      <w:pPr>
         <w:ind w:left="720"/>
         <w:rPr>
           <w:rFonts w:asciiTheme="minorHAnsi" w:hAnsiTheme="minorHAnsi"/>
@@ -438,16 +509,8 @@
           <w:sz w:val="32"/>
           <w:szCs w:val="32"/>
         </w:rPr>
-        <w:t xml:space="preserve">The collapse of the Tacoma Narrows Bridge in 1940 was a dramatic example of how VIV could contribute to destruction of a </w:t>
-      </w:r>
-      <w:r>
-        <w:rPr>
-          <w:rFonts w:asciiTheme="minorHAnsi" w:hAnsiTheme="minorHAnsi"/>
-          <w:sz w:val="32"/>
-          <w:szCs w:val="32"/>
-        </w:rPr>
         <w:lastRenderedPageBreak/>
-        <w:t>large civil structure.  Theodor</w:t>
+        <w:t>The collapse of the Tacoma Narrows Bridge in 1940 was a dramatic example of how VIV could contribute to destruction of a large civil structure.  Theodor</w:t>
       </w:r>
       <w:r>
         <w:rPr>
@@ -548,7 +611,7 @@
                     <pic:cNvPicPr/>
                   </pic:nvPicPr>
                   <pic:blipFill>
-                    <a:blip r:embed="rId8"/>
+                    <a:blip r:embed="rId9"/>
                   </pic:blipFill>
                   <pic:spPr>
                     <a:xfrm>
@@ -568,6 +631,53 @@
     </w:p>
     <w:p>
       <w:pPr>
+        <w:jc w:val="center"/>
+        <w:rPr>
+          <w:rFonts w:asciiTheme="minorHAnsi" w:hAnsiTheme="minorHAnsi"/>
+        </w:rPr>
+      </w:pPr>
+      <w:r>
+        <w:rPr>
+          <w:rFonts w:asciiTheme="minorHAnsi" w:hAnsiTheme="minorHAnsi"/>
+        </w:rPr>
+        <w:t xml:space="preserve">(Image Credit: </w:t>
+      </w:r>
+      <w:hyperlink r:id="rId10" w:history="1">
+        <w:r>
+          <w:rPr>
+            <w:rStyle w:val="Hyperlink"/>
+            <w:rFonts w:asciiTheme="minorHAnsi" w:hAnsiTheme="minorHAnsi"/>
+          </w:rPr>
+          <w:t>www.wbdg.org</w:t>
+        </w:r>
+      </w:hyperlink>
+      <w:r>
+        <w:rPr>
+          <w:rFonts w:asciiTheme="minorHAnsi" w:hAnsiTheme="minorHAnsi"/>
+        </w:rPr>
+        <w:t>)</w:t>
+      </w:r>
+    </w:p>
+    <w:p>
+      <w:pPr>
+        <w:jc w:val="center"/>
+        <w:rPr>
+          <w:rFonts w:asciiTheme="minorHAnsi" w:hAnsiTheme="minorHAnsi"/>
+          <w:color w:val="FFFFFF" w:themeColor="background1"/>
+        </w:rPr>
+      </w:pPr>
+      <w:proofErr w:type="gramStart"/>
+      <w:r>
+        <w:rPr>
+          <w:rFonts w:asciiTheme="minorHAnsi" w:hAnsiTheme="minorHAnsi"/>
+          <w:color w:val="FFFFFF" w:themeColor="background1"/>
+        </w:rPr>
+        <w:t>space</w:t>
+      </w:r>
+      <w:proofErr w:type="gramEnd"/>
+    </w:p>
+    <w:p>
+      <w:pPr>
         <w:ind w:left="720"/>
         <w:rPr>
           <w:rFonts w:asciiTheme="minorHAnsi" w:hAnsiTheme="minorHAnsi"/>
@@ -686,7 +796,15 @@
           <w:rFonts w:asciiTheme="minorHAnsi" w:hAnsiTheme="minorHAnsi"/>
           <w:sz w:val="24"/>
         </w:rPr>
-        <w:t xml:space="preserve"> __link{https://en.wikipedia.org/wiki/List_of_catastrophic_collapses_of_broadcast_masts_and_towers wiki list of collapses of broadcast masts and towers})</w:t>
+        <w:t xml:space="preserve"> </w:t>
+      </w:r>
+      <w:r>
+        <w:rPr>
+          <w:rFonts w:asciiTheme="minorHAnsi" w:hAnsiTheme="minorHAnsi"/>
+          <w:sz w:val="24"/>
+        </w:rPr>
+        <w:lastRenderedPageBreak/>
+        <w:t>__link{https://en.wikipedia.org/wiki/List_of_catastrophic_collapses_of_broadcast_masts_and_towers wiki list of collapses of broadcast masts and towers})</w:t>
       </w:r>
     </w:p>
     <w:p>
@@ -747,9 +865,9 @@
         </w:rPr>
         <w:drawing>
           <wp:inline distT="0" distB="0" distL="0" distR="0">
-            <wp:extent cx="3948151" cy="2606040"/>
+            <wp:extent cx="3916680" cy="2641248"/>
             <wp:effectExtent l="0" t="0" r="0" b="0"/>
-            <wp:docPr id="1" name="Picture 1"/>
+            <wp:docPr id="3" name="Picture 3"/>
             <wp:cNvGraphicFramePr>
               <a:graphicFrameLocks xmlns:a="http://schemas.openxmlformats.org/drawingml/2006/main" noChangeAspect="1"/>
             </wp:cNvGraphicFramePr>
@@ -757,291 +875,7 @@
               <a:graphicData uri="http://schemas.openxmlformats.org/drawingml/2006/picture">
                 <pic:pic xmlns:pic="http://schemas.openxmlformats.org/drawingml/2006/picture">
                   <pic:nvPicPr>
-                    <pic:cNvPr id="1" name="aeroelasticity-03.jpg"/>
-                    <pic:cNvPicPr/>
-                  </pic:nvPicPr>
-                  <pic:blipFill>
-                    <a:blip r:embed="rId9">
-                      <a:extLst>
-                        <a:ext uri="{28A0092B-C50C-407E-A947-70E740481C1C}">
-                          <a14:useLocalDpi xmlns:a14="http://schemas.microsoft.com/office/drawing/2010/main" val="0"/>
-                        </a:ext>
-                      </a:extLst>
-                    </a:blip>
-                    <a:stretch>
-                      <a:fillRect/>
-                    </a:stretch>
-                  </pic:blipFill>
-                  <pic:spPr>
-                    <a:xfrm>
-                      <a:off x="0" y="0"/>
-                      <a:ext cx="4007632" cy="2645302"/>
-                    </a:xfrm>
-                    <a:prstGeom prst="rect">
-                      <a:avLst/>
-                    </a:prstGeom>
-                  </pic:spPr>
-                </pic:pic>
-              </a:graphicData>
-            </a:graphic>
-          </wp:inline>
-        </w:drawing>
-      </w:r>
-    </w:p>
-    <w:p>
-      <w:pPr>
-        <w:ind w:left="720"/>
-        <w:rPr>
-          <w:rFonts w:asciiTheme="minorHAnsi" w:hAnsiTheme="minorHAnsi"/>
-          <w:sz w:val="32"/>
-          <w:szCs w:val="32"/>
-        </w:rPr>
-      </w:pPr>
-      <w:r>
-        <w:rPr>
-          <w:rFonts w:asciiTheme="minorHAnsi" w:hAnsiTheme="minorHAnsi"/>
-          <w:sz w:val="32"/>
-          <w:szCs w:val="32"/>
-        </w:rPr>
-        <w:t>As aircraft move through the atmosphere, t</w:t>
-      </w:r>
-      <w:r>
-        <w:rPr>
-          <w:rFonts w:asciiTheme="minorHAnsi" w:hAnsiTheme="minorHAnsi"/>
-          <w:sz w:val="32"/>
-          <w:szCs w:val="32"/>
-        </w:rPr>
-        <w:t>hey are subjected to a number of forces, including</w:t>
-      </w:r>
-      <w:r>
-        <w:rPr>
-          <w:rFonts w:asciiTheme="minorHAnsi" w:hAnsiTheme="minorHAnsi"/>
-          <w:sz w:val="32"/>
-          <w:szCs w:val="32"/>
-        </w:rPr>
-        <w:t xml:space="preserve"> lift an</w:t>
-      </w:r>
-      <w:r>
-        <w:rPr>
-          <w:rFonts w:asciiTheme="minorHAnsi" w:hAnsiTheme="minorHAnsi"/>
-          <w:sz w:val="32"/>
-          <w:szCs w:val="32"/>
-        </w:rPr>
-        <w:t>d drag. Sometimes these forces</w:t>
-      </w:r>
-      <w:r>
-        <w:rPr>
-          <w:rFonts w:asciiTheme="minorHAnsi" w:hAnsiTheme="minorHAnsi"/>
-          <w:sz w:val="32"/>
-          <w:szCs w:val="32"/>
-        </w:rPr>
-        <w:t xml:space="preserve"> create VIV in the wings of the aircraft, more commonly referred to in aeronautics as “</w:t>
-      </w:r>
-      <w:proofErr w:type="spellStart"/>
-      <w:r>
-        <w:rPr>
-          <w:rFonts w:asciiTheme="minorHAnsi" w:hAnsiTheme="minorHAnsi"/>
-          <w:sz w:val="32"/>
-          <w:szCs w:val="32"/>
-        </w:rPr>
-        <w:t>aeroelastic</w:t>
-      </w:r>
-      <w:proofErr w:type="spellEnd"/>
-      <w:r>
-        <w:rPr>
-          <w:rFonts w:asciiTheme="minorHAnsi" w:hAnsiTheme="minorHAnsi"/>
-          <w:sz w:val="32"/>
-          <w:szCs w:val="32"/>
-        </w:rPr>
-        <w:t xml:space="preserve"> flutter”. This phenomenon is very serious, and can cause airplanes to shear themselves apart midflight if not accounted for in the design, as shown in the video above. </w:t>
-      </w:r>
-      <w:r>
-        <w:rPr>
-          <w:rFonts w:asciiTheme="minorHAnsi" w:hAnsiTheme="minorHAnsi"/>
-          <w:sz w:val="32"/>
-          <w:szCs w:val="32"/>
-        </w:rPr>
-        <w:t>More commonly, flutter leads to fatigue cracking in flight structures, which</w:t>
-      </w:r>
-      <w:r>
-        <w:rPr>
-          <w:rFonts w:asciiTheme="minorHAnsi" w:hAnsiTheme="minorHAnsi"/>
-          <w:sz w:val="32"/>
-          <w:szCs w:val="32"/>
-        </w:rPr>
-        <w:t xml:space="preserve"> can ultimately result in catastrophic failure. An example of flutter induced fatigue cracking was the United States Air Force’s C-5A, designed for 30,000 flight hours, but for which all surviving aircraft needed to be “</w:t>
-      </w:r>
-      <w:proofErr w:type="spellStart"/>
-      <w:r>
-        <w:rPr>
-          <w:rFonts w:asciiTheme="minorHAnsi" w:hAnsiTheme="minorHAnsi"/>
-          <w:sz w:val="32"/>
-          <w:szCs w:val="32"/>
-        </w:rPr>
-        <w:t>rewinged</w:t>
-      </w:r>
-      <w:proofErr w:type="spellEnd"/>
-      <w:r>
-        <w:rPr>
-          <w:rFonts w:asciiTheme="minorHAnsi" w:hAnsiTheme="minorHAnsi"/>
-          <w:sz w:val="32"/>
-          <w:szCs w:val="32"/>
-        </w:rPr>
-        <w:t xml:space="preserve">” </w:t>
-      </w:r>
-      <w:r>
-        <w:rPr>
-          <w:rFonts w:asciiTheme="minorHAnsi" w:hAnsiTheme="minorHAnsi"/>
-          <w:sz w:val="32"/>
-          <w:szCs w:val="32"/>
-        </w:rPr>
-        <w:t xml:space="preserve">well </w:t>
-      </w:r>
-      <w:r>
-        <w:rPr>
-          <w:rFonts w:asciiTheme="minorHAnsi" w:hAnsiTheme="minorHAnsi"/>
-          <w:sz w:val="32"/>
-          <w:szCs w:val="32"/>
-        </w:rPr>
-        <w:t>before</w:t>
-      </w:r>
-      <w:r>
-        <w:rPr>
-          <w:rFonts w:asciiTheme="minorHAnsi" w:hAnsiTheme="minorHAnsi"/>
-          <w:sz w:val="32"/>
-          <w:szCs w:val="32"/>
-        </w:rPr>
-        <w:t xml:space="preserve"> 8,000 flight hours</w:t>
-      </w:r>
-      <w:r>
-        <w:rPr>
-          <w:rFonts w:asciiTheme="minorHAnsi" w:hAnsiTheme="minorHAnsi"/>
-          <w:sz w:val="32"/>
-          <w:szCs w:val="32"/>
-        </w:rPr>
-        <w:t xml:space="preserve"> because of excessive flutter</w:t>
-      </w:r>
-      <w:r>
-        <w:rPr>
-          <w:rFonts w:asciiTheme="minorHAnsi" w:hAnsiTheme="minorHAnsi"/>
-          <w:sz w:val="32"/>
-          <w:szCs w:val="32"/>
-        </w:rPr>
-        <w:t xml:space="preserve"> (</w:t>
-      </w:r>
-      <w:hyperlink r:id="rId10" w:history="1">
-        <w:r>
-          <w:rPr>
-            <w:rStyle w:val="Hyperlink"/>
-            <w:rFonts w:asciiTheme="minorHAnsi" w:hAnsiTheme="minorHAnsi"/>
-            <w:sz w:val="32"/>
-            <w:szCs w:val="32"/>
-          </w:rPr>
-          <w:t>http://www.airvectors.net/avc5.html</w:t>
-        </w:r>
-      </w:hyperlink>
-      <w:r>
-        <w:rPr>
-          <w:rFonts w:asciiTheme="minorHAnsi" w:hAnsiTheme="minorHAnsi"/>
-          <w:sz w:val="32"/>
-          <w:szCs w:val="32"/>
-        </w:rPr>
-        <w:t>)</w:t>
-      </w:r>
-      <w:r>
-        <w:rPr>
-          <w:rFonts w:asciiTheme="minorHAnsi" w:hAnsiTheme="minorHAnsi"/>
-          <w:sz w:val="32"/>
-          <w:szCs w:val="32"/>
-        </w:rPr>
-        <w:t xml:space="preserve">. </w:t>
-      </w:r>
-      <w:r>
-        <w:rPr>
-          <w:rFonts w:asciiTheme="minorHAnsi" w:hAnsiTheme="minorHAnsi"/>
-          <w:sz w:val="32"/>
-          <w:szCs w:val="32"/>
-        </w:rPr>
-        <w:t>The interactions between external aerodynamics and structural dynamics in modern aircraft are sufficiently complex that the accurate prediction of flutter characteristics during the design stage is difficult. Thus, there is considerable interest in developing design tools and methodologies that can predict, control, and suppress flutter long before an aircraft is built and tested.</w:t>
-      </w:r>
-    </w:p>
-    <w:p>
-      <w:pPr>
-        <w:ind w:left="720"/>
-        <w:rPr>
-          <w:rFonts w:asciiTheme="minorHAnsi" w:hAnsiTheme="minorHAnsi"/>
-          <w:sz w:val="32"/>
-          <w:szCs w:val="32"/>
-        </w:rPr>
-      </w:pPr>
-    </w:p>
-    <w:p>
-      <w:pPr>
-        <w:ind w:left="720"/>
-        <w:rPr>
-          <w:rFonts w:asciiTheme="minorHAnsi" w:hAnsiTheme="minorHAnsi"/>
-          <w:sz w:val="32"/>
-          <w:szCs w:val="32"/>
-        </w:rPr>
-      </w:pPr>
-    </w:p>
-    <w:p>
-      <w:pPr>
-        <w:rPr>
-          <w:rFonts w:asciiTheme="minorHAnsi" w:hAnsiTheme="minorHAnsi"/>
-          <w:sz w:val="24"/>
-        </w:rPr>
-      </w:pPr>
-      <w:r>
-        <w:rPr>
-          <w:rFonts w:asciiTheme="minorHAnsi" w:hAnsiTheme="minorHAnsi"/>
-          <w:b/>
-          <w:sz w:val="40"/>
-          <w:szCs w:val="40"/>
-        </w:rPr>
-        <w:t>“Cable Galloping”</w:t>
-      </w:r>
-      <w:r>
-        <w:rPr>
-          <w:rFonts w:asciiTheme="minorHAnsi" w:hAnsiTheme="minorHAnsi"/>
-          <w:sz w:val="24"/>
-        </w:rPr>
-        <w:t xml:space="preserve"> (__link{https://www.youtube.com/watch?v=8PaHcoiFUOg click here to watch})</w:t>
-      </w:r>
-    </w:p>
-    <w:p>
-      <w:pPr>
-        <w:rPr>
-          <w:rFonts w:asciiTheme="minorHAnsi" w:hAnsiTheme="minorHAnsi"/>
-          <w:sz w:val="24"/>
-        </w:rPr>
-      </w:pPr>
-    </w:p>
-    <w:p>
-      <w:pPr>
-        <w:jc w:val="center"/>
-        <w:rPr>
-          <w:rFonts w:asciiTheme="minorHAnsi" w:hAnsiTheme="minorHAnsi"/>
-        </w:rPr>
-      </w:pPr>
-      <w:r>
-        <w:rPr>
-          <w:rFonts w:asciiTheme="minorHAnsi" w:hAnsiTheme="minorHAnsi"/>
-          <w:noProof/>
-        </w:rPr>
-        <w:drawing>
-          <wp:inline distT="0" distB="0" distL="0" distR="0">
-            <wp:extent cx="3982720" cy="2987040"/>
-            <wp:effectExtent l="0" t="0" r="0" b="0"/>
-            <wp:docPr id="2" name="Picture 2"/>
-            <wp:cNvGraphicFramePr>
-              <a:graphicFrameLocks xmlns:a="http://schemas.openxmlformats.org/drawingml/2006/main" noChangeAspect="1"/>
-            </wp:cNvGraphicFramePr>
-            <a:graphic xmlns:a="http://schemas.openxmlformats.org/drawingml/2006/main">
-              <a:graphicData uri="http://schemas.openxmlformats.org/drawingml/2006/picture">
-                <pic:pic xmlns:pic="http://schemas.openxmlformats.org/drawingml/2006/picture">
-                  <pic:nvPicPr>
-                    <pic:cNvPr id="2" name="Img0289SCE_500kV_lines_close.JPG"/>
+                    <pic:cNvPr id="3" name="F12-CFD-CpDistribution-and-FE-StructuralMode-No20.png"/>
                     <pic:cNvPicPr/>
                   </pic:nvPicPr>
                   <pic:blipFill>
@@ -1059,7 +893,7 @@
                   <pic:spPr>
                     <a:xfrm>
                       <a:off x="0" y="0"/>
-                      <a:ext cx="3982720" cy="2987040"/>
+                      <a:ext cx="3934112" cy="2653003"/>
                     </a:xfrm>
                     <a:prstGeom prst="rect">
                       <a:avLst/>
@@ -1074,6 +908,53 @@
     </w:p>
     <w:p>
       <w:pPr>
+        <w:jc w:val="center"/>
+        <w:rPr>
+          <w:rFonts w:asciiTheme="minorHAnsi" w:hAnsiTheme="minorHAnsi"/>
+        </w:rPr>
+      </w:pPr>
+      <w:r>
+        <w:rPr>
+          <w:rFonts w:asciiTheme="minorHAnsi" w:hAnsiTheme="minorHAnsi"/>
+        </w:rPr>
+        <w:t xml:space="preserve">(Image Credit: </w:t>
+      </w:r>
+      <w:hyperlink r:id="rId12" w:history="1">
+        <w:r>
+          <w:rPr>
+            <w:rStyle w:val="Hyperlink"/>
+            <w:rFonts w:asciiTheme="minorHAnsi" w:hAnsiTheme="minorHAnsi"/>
+          </w:rPr>
+          <w:t>http://www.dlr.de/ae/en/</w:t>
+        </w:r>
+      </w:hyperlink>
+      <w:r>
+        <w:rPr>
+          <w:rFonts w:asciiTheme="minorHAnsi" w:hAnsiTheme="minorHAnsi"/>
+        </w:rPr>
+        <w:t>)</w:t>
+      </w:r>
+    </w:p>
+    <w:p>
+      <w:pPr>
+        <w:jc w:val="center"/>
+        <w:rPr>
+          <w:rFonts w:asciiTheme="minorHAnsi" w:hAnsiTheme="minorHAnsi"/>
+          <w:color w:val="FFFFFF" w:themeColor="background1"/>
+        </w:rPr>
+      </w:pPr>
+      <w:proofErr w:type="gramStart"/>
+      <w:r>
+        <w:rPr>
+          <w:rFonts w:asciiTheme="minorHAnsi" w:hAnsiTheme="minorHAnsi"/>
+          <w:color w:val="FFFFFF" w:themeColor="background1"/>
+        </w:rPr>
+        <w:t>space</w:t>
+      </w:r>
+      <w:proofErr w:type="gramEnd"/>
+    </w:p>
+    <w:p>
+      <w:pPr>
         <w:ind w:left="720"/>
         <w:rPr>
           <w:rFonts w:asciiTheme="minorHAnsi" w:hAnsiTheme="minorHAnsi"/>
@@ -1087,6 +968,377 @@
           <w:sz w:val="32"/>
           <w:szCs w:val="32"/>
         </w:rPr>
+        <w:t>As aircraft move through the atmosphere, t</w:t>
+      </w:r>
+      <w:r>
+        <w:rPr>
+          <w:rFonts w:asciiTheme="minorHAnsi" w:hAnsiTheme="minorHAnsi"/>
+          <w:sz w:val="32"/>
+          <w:szCs w:val="32"/>
+        </w:rPr>
+        <w:t>hey are subjected to a number of forces, including</w:t>
+      </w:r>
+      <w:r>
+        <w:rPr>
+          <w:rFonts w:asciiTheme="minorHAnsi" w:hAnsiTheme="minorHAnsi"/>
+          <w:sz w:val="32"/>
+          <w:szCs w:val="32"/>
+        </w:rPr>
+        <w:t xml:space="preserve"> lift an</w:t>
+      </w:r>
+      <w:r>
+        <w:rPr>
+          <w:rFonts w:asciiTheme="minorHAnsi" w:hAnsiTheme="minorHAnsi"/>
+          <w:sz w:val="32"/>
+          <w:szCs w:val="32"/>
+        </w:rPr>
+        <w:t>d drag. Sometimes these forces</w:t>
+      </w:r>
+      <w:r>
+        <w:rPr>
+          <w:rFonts w:asciiTheme="minorHAnsi" w:hAnsiTheme="minorHAnsi"/>
+          <w:sz w:val="32"/>
+          <w:szCs w:val="32"/>
+        </w:rPr>
+        <w:t xml:space="preserve"> create VIV in the wings of the aircraft, more commonly referred to in aeronautics as “</w:t>
+      </w:r>
+      <w:proofErr w:type="spellStart"/>
+      <w:r>
+        <w:rPr>
+          <w:rFonts w:asciiTheme="minorHAnsi" w:hAnsiTheme="minorHAnsi"/>
+          <w:sz w:val="32"/>
+          <w:szCs w:val="32"/>
+        </w:rPr>
+        <w:t>aeroelastic</w:t>
+      </w:r>
+      <w:proofErr w:type="spellEnd"/>
+      <w:r>
+        <w:rPr>
+          <w:rFonts w:asciiTheme="minorHAnsi" w:hAnsiTheme="minorHAnsi"/>
+          <w:sz w:val="32"/>
+          <w:szCs w:val="32"/>
+        </w:rPr>
+        <w:t xml:space="preserve"> flutter”. This phenomenon is very serious, and can cause air</w:t>
+      </w:r>
+      <w:r>
+        <w:rPr>
+          <w:rFonts w:asciiTheme="minorHAnsi" w:hAnsiTheme="minorHAnsi"/>
+          <w:sz w:val="32"/>
+          <w:szCs w:val="32"/>
+        </w:rPr>
+        <w:t>planes to tear</w:t>
+      </w:r>
+      <w:r>
+        <w:rPr>
+          <w:rFonts w:asciiTheme="minorHAnsi" w:hAnsiTheme="minorHAnsi"/>
+          <w:sz w:val="32"/>
+          <w:szCs w:val="32"/>
+        </w:rPr>
+        <w:t xml:space="preserve"> themselves apart midflight if not accounted for in the design, as shown in the video above. </w:t>
+      </w:r>
+      <w:r>
+        <w:rPr>
+          <w:rFonts w:asciiTheme="minorHAnsi" w:hAnsiTheme="minorHAnsi"/>
+          <w:sz w:val="32"/>
+          <w:szCs w:val="32"/>
+        </w:rPr>
+        <w:t>More commonly</w:t>
+      </w:r>
+      <w:r>
+        <w:rPr>
+          <w:rFonts w:asciiTheme="minorHAnsi" w:hAnsiTheme="minorHAnsi"/>
+          <w:sz w:val="32"/>
+          <w:szCs w:val="32"/>
+        </w:rPr>
+        <w:t xml:space="preserve">, </w:t>
+      </w:r>
+      <w:r>
+        <w:rPr>
+          <w:rFonts w:asciiTheme="minorHAnsi" w:hAnsiTheme="minorHAnsi"/>
+          <w:sz w:val="32"/>
+          <w:szCs w:val="32"/>
+        </w:rPr>
+        <w:t>flutter leads to</w:t>
+      </w:r>
+      <w:r>
+        <w:rPr>
+          <w:rFonts w:asciiTheme="minorHAnsi" w:hAnsiTheme="minorHAnsi"/>
+          <w:sz w:val="32"/>
+          <w:szCs w:val="32"/>
+        </w:rPr>
+        <w:t xml:space="preserve"> cyclical stresses and</w:t>
+      </w:r>
+      <w:r>
+        <w:rPr>
+          <w:rFonts w:asciiTheme="minorHAnsi" w:hAnsiTheme="minorHAnsi"/>
+          <w:sz w:val="32"/>
+          <w:szCs w:val="32"/>
+        </w:rPr>
+        <w:t xml:space="preserve"> fatigue cracking in flight structures, which</w:t>
+      </w:r>
+      <w:r>
+        <w:rPr>
+          <w:rFonts w:asciiTheme="minorHAnsi" w:hAnsiTheme="minorHAnsi"/>
+          <w:sz w:val="32"/>
+          <w:szCs w:val="32"/>
+        </w:rPr>
+        <w:t xml:space="preserve"> </w:t>
+      </w:r>
+      <w:r>
+        <w:rPr>
+          <w:rFonts w:asciiTheme="minorHAnsi" w:hAnsiTheme="minorHAnsi"/>
+          <w:sz w:val="32"/>
+          <w:szCs w:val="32"/>
+        </w:rPr>
+        <w:t xml:space="preserve">over time </w:t>
+      </w:r>
+      <w:r>
+        <w:rPr>
+          <w:rFonts w:asciiTheme="minorHAnsi" w:hAnsiTheme="minorHAnsi"/>
+          <w:sz w:val="32"/>
+          <w:szCs w:val="32"/>
+        </w:rPr>
+        <w:t>can ultimately result in catastrophic</w:t>
+      </w:r>
+      <w:r>
+        <w:rPr>
+          <w:rFonts w:asciiTheme="minorHAnsi" w:hAnsiTheme="minorHAnsi"/>
+          <w:sz w:val="32"/>
+          <w:szCs w:val="32"/>
+        </w:rPr>
+        <w:t xml:space="preserve"> failure. </w:t>
+      </w:r>
+      <w:r>
+        <w:rPr>
+          <w:rFonts w:asciiTheme="minorHAnsi" w:hAnsiTheme="minorHAnsi"/>
+          <w:sz w:val="32"/>
+          <w:szCs w:val="32"/>
+        </w:rPr>
+        <w:t>An example of flutter-induced fatigue cracking was the United States Air Force’s C-5A, designed for 30,000 flight hours, but for which all surviving aircraft needed to be “</w:t>
+      </w:r>
+      <w:proofErr w:type="spellStart"/>
+      <w:r>
+        <w:rPr>
+          <w:rFonts w:asciiTheme="minorHAnsi" w:hAnsiTheme="minorHAnsi"/>
+          <w:sz w:val="32"/>
+          <w:szCs w:val="32"/>
+        </w:rPr>
+        <w:t>rewinged</w:t>
+      </w:r>
+      <w:proofErr w:type="spellEnd"/>
+      <w:r>
+        <w:rPr>
+          <w:rFonts w:asciiTheme="minorHAnsi" w:hAnsiTheme="minorHAnsi"/>
+          <w:sz w:val="32"/>
+          <w:szCs w:val="32"/>
+        </w:rPr>
+        <w:t xml:space="preserve">” well before 8,000 flight hours </w:t>
+      </w:r>
+      <w:r>
+        <w:rPr>
+          <w:rFonts w:asciiTheme="minorHAnsi" w:hAnsiTheme="minorHAnsi"/>
+          <w:sz w:val="32"/>
+          <w:szCs w:val="32"/>
+        </w:rPr>
+        <w:lastRenderedPageBreak/>
+        <w:t>because of excessive flutter</w:t>
+      </w:r>
+      <w:bookmarkStart w:id="0" w:name="_GoBack"/>
+      <w:bookmarkEnd w:id="0"/>
+      <w:r>
+        <w:rPr>
+          <w:rFonts w:asciiTheme="minorHAnsi" w:hAnsiTheme="minorHAnsi"/>
+          <w:sz w:val="32"/>
+          <w:szCs w:val="32"/>
+        </w:rPr>
+        <w:t>.</w:t>
+      </w:r>
+      <w:r>
+        <w:rPr>
+          <w:rFonts w:asciiTheme="minorHAnsi" w:hAnsiTheme="minorHAnsi"/>
+          <w:sz w:val="32"/>
+          <w:szCs w:val="32"/>
+        </w:rPr>
+        <w:t xml:space="preserve"> </w:t>
+      </w:r>
+      <w:r>
+        <w:rPr>
+          <w:rFonts w:asciiTheme="minorHAnsi" w:hAnsiTheme="minorHAnsi"/>
+          <w:sz w:val="32"/>
+          <w:szCs w:val="32"/>
+        </w:rPr>
+        <w:t>The interactions between external aerodynamics and structural dynamics in modern aircraft are sufficiently complex that the accurate prediction of flutter characteristics during the design stage is difficult. Thus, there is considerable interest in developing design tools and methodologies that can predict, control, and suppress flutter long before an aircraft is built and tested.</w:t>
+      </w:r>
+    </w:p>
+    <w:p>
+      <w:pPr>
+        <w:ind w:left="720"/>
+        <w:rPr>
+          <w:rFonts w:asciiTheme="minorHAnsi" w:hAnsiTheme="minorHAnsi"/>
+          <w:sz w:val="32"/>
+          <w:szCs w:val="32"/>
+        </w:rPr>
+      </w:pPr>
+    </w:p>
+    <w:p>
+      <w:pPr>
+        <w:ind w:left="720"/>
+        <w:rPr>
+          <w:rFonts w:asciiTheme="minorHAnsi" w:hAnsiTheme="minorHAnsi"/>
+          <w:sz w:val="32"/>
+          <w:szCs w:val="32"/>
+        </w:rPr>
+      </w:pPr>
+    </w:p>
+    <w:p>
+      <w:pPr>
+        <w:rPr>
+          <w:rFonts w:asciiTheme="minorHAnsi" w:hAnsiTheme="minorHAnsi"/>
+          <w:sz w:val="24"/>
+        </w:rPr>
+      </w:pPr>
+      <w:r>
+        <w:rPr>
+          <w:rFonts w:asciiTheme="minorHAnsi" w:hAnsiTheme="minorHAnsi"/>
+          <w:b/>
+          <w:sz w:val="40"/>
+          <w:szCs w:val="40"/>
+        </w:rPr>
+        <w:t>“Cable Galloping”</w:t>
+      </w:r>
+      <w:r>
+        <w:rPr>
+          <w:rFonts w:asciiTheme="minorHAnsi" w:hAnsiTheme="minorHAnsi"/>
+          <w:sz w:val="24"/>
+        </w:rPr>
+        <w:t xml:space="preserve"> (__link{https://www.youtube.com/watch?v=8PaHcoiFUOg click here to watch})</w:t>
+      </w:r>
+    </w:p>
+    <w:p>
+      <w:pPr>
+        <w:rPr>
+          <w:rFonts w:asciiTheme="minorHAnsi" w:hAnsiTheme="minorHAnsi"/>
+          <w:sz w:val="24"/>
+        </w:rPr>
+      </w:pPr>
+    </w:p>
+    <w:p>
+      <w:pPr>
+        <w:jc w:val="center"/>
+        <w:rPr>
+          <w:rFonts w:asciiTheme="minorHAnsi" w:hAnsiTheme="minorHAnsi"/>
+        </w:rPr>
+      </w:pPr>
+      <w:r>
+        <w:rPr>
+          <w:rFonts w:asciiTheme="minorHAnsi" w:hAnsiTheme="minorHAnsi"/>
+          <w:noProof/>
+        </w:rPr>
+        <w:drawing>
+          <wp:inline distT="0" distB="0" distL="0" distR="0">
+            <wp:extent cx="3596640" cy="2738211"/>
+            <wp:effectExtent l="0" t="0" r="0" b="0"/>
+            <wp:docPr id="4" name="Picture 4"/>
+            <wp:cNvGraphicFramePr>
+              <a:graphicFrameLocks xmlns:a="http://schemas.openxmlformats.org/drawingml/2006/main" noChangeAspect="1"/>
+            </wp:cNvGraphicFramePr>
+            <a:graphic xmlns:a="http://schemas.openxmlformats.org/drawingml/2006/main">
+              <a:graphicData uri="http://schemas.openxmlformats.org/drawingml/2006/picture">
+                <pic:pic xmlns:pic="http://schemas.openxmlformats.org/drawingml/2006/picture">
+                  <pic:nvPicPr>
+                    <pic:cNvPr id="4" name="electric-transmission-lines.jpg"/>
+                    <pic:cNvPicPr/>
+                  </pic:nvPicPr>
+                  <pic:blipFill>
+                    <a:blip r:embed="rId13" cstate="print">
+                      <a:extLst>
+                        <a:ext uri="{28A0092B-C50C-407E-A947-70E740481C1C}">
+                          <a14:useLocalDpi xmlns:a14="http://schemas.microsoft.com/office/drawing/2010/main" val="0"/>
+                        </a:ext>
+                      </a:extLst>
+                    </a:blip>
+                    <a:stretch>
+                      <a:fillRect/>
+                    </a:stretch>
+                  </pic:blipFill>
+                  <pic:spPr>
+                    <a:xfrm>
+                      <a:off x="0" y="0"/>
+                      <a:ext cx="3598920" cy="2739947"/>
+                    </a:xfrm>
+                    <a:prstGeom prst="rect">
+                      <a:avLst/>
+                    </a:prstGeom>
+                  </pic:spPr>
+                </pic:pic>
+              </a:graphicData>
+            </a:graphic>
+          </wp:inline>
+        </w:drawing>
+      </w:r>
+    </w:p>
+    <w:p>
+      <w:pPr>
+        <w:jc w:val="center"/>
+        <w:rPr>
+          <w:rFonts w:asciiTheme="minorHAnsi" w:hAnsiTheme="minorHAnsi"/>
+        </w:rPr>
+      </w:pPr>
+      <w:r>
+        <w:rPr>
+          <w:rFonts w:asciiTheme="minorHAnsi" w:hAnsiTheme="minorHAnsi"/>
+        </w:rPr>
+        <w:t xml:space="preserve">(Image Credit: </w:t>
+      </w:r>
+      <w:hyperlink r:id="rId14" w:history="1">
+        <w:r>
+          <w:rPr>
+            <w:rStyle w:val="Hyperlink"/>
+            <w:rFonts w:asciiTheme="minorHAnsi" w:hAnsiTheme="minorHAnsi"/>
+          </w:rPr>
+          <w:t>http://instituteforenergyresearch.org/</w:t>
+        </w:r>
+      </w:hyperlink>
+      <w:r>
+        <w:rPr>
+          <w:rFonts w:asciiTheme="minorHAnsi" w:hAnsiTheme="minorHAnsi"/>
+        </w:rPr>
+        <w:t>)</w:t>
+      </w:r>
+    </w:p>
+    <w:p>
+      <w:pPr>
+        <w:jc w:val="center"/>
+        <w:rPr>
+          <w:rFonts w:asciiTheme="minorHAnsi" w:hAnsiTheme="minorHAnsi"/>
+          <w:color w:val="FFFFFF" w:themeColor="background1"/>
+        </w:rPr>
+      </w:pPr>
+      <w:proofErr w:type="gramStart"/>
+      <w:r>
+        <w:rPr>
+          <w:rFonts w:asciiTheme="minorHAnsi" w:hAnsiTheme="minorHAnsi"/>
+          <w:color w:val="FFFFFF" w:themeColor="background1"/>
+        </w:rPr>
+        <w:t>space</w:t>
+      </w:r>
+      <w:proofErr w:type="gramEnd"/>
+    </w:p>
+    <w:p>
+      <w:pPr>
+        <w:ind w:left="720"/>
+        <w:rPr>
+          <w:rFonts w:asciiTheme="minorHAnsi" w:hAnsiTheme="minorHAnsi"/>
+          <w:sz w:val="32"/>
+          <w:szCs w:val="32"/>
+        </w:rPr>
+      </w:pPr>
+      <w:r>
+        <w:rPr>
+          <w:rFonts w:asciiTheme="minorHAnsi" w:hAnsiTheme="minorHAnsi"/>
+          <w:sz w:val="32"/>
+          <w:szCs w:val="32"/>
+        </w:rPr>
         <w:t xml:space="preserve">Similar to </w:t>
       </w:r>
       <w:proofErr w:type="spellStart"/>
@@ -1169,7 +1421,16 @@
           <w:sz w:val="32"/>
           <w:szCs w:val="32"/>
         </w:rPr>
-        <w:t xml:space="preserve"> windy days. If left uncontrolled, excessive cable galloping can cause severe damage to power lines, even causing them to snap and fall to the ground. </w:t>
+        <w:t xml:space="preserve"> windy days. If left </w:t>
+      </w:r>
+      <w:r>
+        <w:rPr>
+          <w:rFonts w:asciiTheme="minorHAnsi" w:hAnsiTheme="minorHAnsi"/>
+          <w:sz w:val="32"/>
+          <w:szCs w:val="32"/>
+        </w:rPr>
+        <w:lastRenderedPageBreak/>
+        <w:t xml:space="preserve">uncontrolled, excessive cable galloping can cause severe damage to power lines, even causing them to snap and fall to the ground. </w:t>
       </w:r>
     </w:p>
     <w:p>
@@ -1196,7 +1457,6 @@
           <w:sz w:val="72"/>
           <w:szCs w:val="72"/>
         </w:rPr>
-        <w:lastRenderedPageBreak/>
         <w:t>……………………………………………………………………………………………………….</w:t>
       </w:r>
     </w:p>
@@ -1209,8 +1469,6 @@
           <w:szCs w:val="32"/>
         </w:rPr>
       </w:pPr>
-      <w:bookmarkStart w:id="0" w:name="_GoBack"/>
-      <w:bookmarkEnd w:id="0"/>
     </w:p>
     <w:sectPr>
       <w:type w:val="continuous"/>

--- a/files/The Importance of VIV 10222015_ehb.docx
+++ b/files/The Importance of VIV 10222015_ehb.docx
@@ -5,26 +5,34 @@
     <w:p>
       <w:pPr>
         <w:rPr>
-          <w:sz w:val="72"/>
-          <w:szCs w:val="72"/>
-        </w:rPr>
-      </w:pPr>
-      <w:r>
-        <w:rPr>
-          <w:sz w:val="72"/>
-          <w:szCs w:val="72"/>
-        </w:rPr>
-        <w:t>……………………………………………………………………………………………………….</w:t>
-      </w:r>
-    </w:p>
-    <w:p>
-      <w:pPr>
-        <w:rPr>
           <w:b/>
           <w:sz w:val="48"/>
           <w:szCs w:val="48"/>
         </w:rPr>
       </w:pPr>
+      <w:r>
+        <w:rPr>
+          <w:sz w:val="72"/>
+          <w:szCs w:val="72"/>
+        </w:rPr>
+        <w:t>__</w:t>
+      </w:r>
+      <w:proofErr w:type="spellStart"/>
+      <w:r>
+        <w:rPr>
+          <w:sz w:val="72"/>
+          <w:szCs w:val="72"/>
+        </w:rPr>
+        <w:t>hr</w:t>
+      </w:r>
+      <w:proofErr w:type="spellEnd"/>
+      <w:r>
+        <w:rPr>
+          <w:sz w:val="72"/>
+          <w:szCs w:val="72"/>
+        </w:rPr>
+        <w:t>__</w:t>
+      </w:r>
     </w:p>
     <w:p>
       <w:pPr>
@@ -298,16 +306,7 @@
           <w:sz w:val="32"/>
           <w:szCs w:val="32"/>
         </w:rPr>
-        <w:t>, alternate shedding of vortices from opposite sides of the cylinder gives rise to a time-</w:t>
-      </w:r>
-      <w:r>
-        <w:rPr>
-          <w:rFonts w:asciiTheme="minorHAnsi" w:hAnsiTheme="minorHAnsi"/>
-          <w:sz w:val="32"/>
-          <w:szCs w:val="32"/>
-        </w:rPr>
-        <w:lastRenderedPageBreak/>
-        <w:t>fluctuating force on the cylinder</w:t>
+        <w:t>, alternate shedding of vortices from opposite sides of the cylinder gives rise to a time-fluctuating force on the cylinder</w:t>
       </w:r>
       <w:r>
         <w:rPr>
@@ -377,6 +376,7 @@
           <w:sz w:val="32"/>
           <w:szCs w:val="32"/>
         </w:rPr>
+        <w:lastRenderedPageBreak/>
         <w:t>Some examples of structures that have either failed, or which undergo significant deformation due to VIV are highlighted in the videos to which links are provided below.</w:t>
       </w:r>
     </w:p>
@@ -509,24 +509,32 @@
           <w:sz w:val="32"/>
           <w:szCs w:val="32"/>
         </w:rPr>
+        <w:t>The collapse of the Tacoma Narrows Bridge in 1940 was a dramatic example of how VIV could contribute to destruction of a large civil structure.  Theodor</w:t>
+      </w:r>
+      <w:r>
+        <w:rPr>
+          <w:rFonts w:asciiTheme="minorHAnsi" w:hAnsiTheme="minorHAnsi"/>
+          <w:sz w:val="32"/>
+          <w:szCs w:val="32"/>
+        </w:rPr>
+        <w:t>e</w:t>
+      </w:r>
+      <w:r>
+        <w:rPr>
+          <w:rFonts w:asciiTheme="minorHAnsi" w:hAnsiTheme="minorHAnsi"/>
+          <w:sz w:val="32"/>
+          <w:szCs w:val="32"/>
+        </w:rPr>
+        <w:t xml:space="preserve"> von Kármán, who in 1912 first </w:t>
+      </w:r>
+      <w:r>
+        <w:rPr>
+          <w:rFonts w:asciiTheme="minorHAnsi" w:hAnsiTheme="minorHAnsi"/>
+          <w:sz w:val="32"/>
+          <w:szCs w:val="32"/>
+        </w:rPr>
         <w:lastRenderedPageBreak/>
-        <w:t>The collapse of the Tacoma Narrows Bridge in 1940 was a dramatic example of how VIV could contribute to destruction of a large civil structure.  Theodor</w:t>
-      </w:r>
-      <w:r>
-        <w:rPr>
-          <w:rFonts w:asciiTheme="minorHAnsi" w:hAnsiTheme="minorHAnsi"/>
-          <w:sz w:val="32"/>
-          <w:szCs w:val="32"/>
-        </w:rPr>
-        <w:t>e</w:t>
-      </w:r>
-      <w:r>
-        <w:rPr>
-          <w:rFonts w:asciiTheme="minorHAnsi" w:hAnsiTheme="minorHAnsi"/>
-          <w:sz w:val="32"/>
-          <w:szCs w:val="32"/>
-        </w:rPr>
-        <w:t xml:space="preserve"> von Kármán, who in 1912 first explained the vo</w:t>
+        <w:t>explained the vo</w:t>
       </w:r>
       <w:r>
         <w:rPr>
@@ -796,15 +804,7 @@
           <w:rFonts w:asciiTheme="minorHAnsi" w:hAnsiTheme="minorHAnsi"/>
           <w:sz w:val="24"/>
         </w:rPr>
-        <w:t xml:space="preserve"> </w:t>
-      </w:r>
-      <w:r>
-        <w:rPr>
-          <w:rFonts w:asciiTheme="minorHAnsi" w:hAnsiTheme="minorHAnsi"/>
-          <w:sz w:val="24"/>
-        </w:rPr>
-        <w:lastRenderedPageBreak/>
-        <w:t>__link{https://en.wikipedia.org/wiki/List_of_catastrophic_collapses_of_broadcast_masts_and_towers wiki list of collapses of broadcast masts and towers})</w:t>
+        <w:t xml:space="preserve"> __link{https://en.wikipedia.org/wiki/List_of_catastrophic_collapses_of_broadcast_masts_and_towers wiki list of collapses of broadcast masts and towers})</w:t>
       </w:r>
     </w:p>
     <w:p>
@@ -822,6 +822,7 @@
           <w:sz w:val="40"/>
           <w:szCs w:val="40"/>
         </w:rPr>
+        <w:lastRenderedPageBreak/>
         <w:t>Aeroelasticity</w:t>
       </w:r>
       <w:proofErr w:type="spellEnd"/>
@@ -1140,34 +1141,40 @@
           <w:sz w:val="32"/>
           <w:szCs w:val="32"/>
         </w:rPr>
+        <w:t>because of excessive flutter</w:t>
+      </w:r>
+      <w:r>
+        <w:rPr>
+          <w:rFonts w:asciiTheme="minorHAnsi" w:hAnsiTheme="minorHAnsi"/>
+          <w:sz w:val="32"/>
+          <w:szCs w:val="32"/>
+        </w:rPr>
+        <w:t>.</w:t>
+      </w:r>
+      <w:r>
+        <w:rPr>
+          <w:rFonts w:asciiTheme="minorHAnsi" w:hAnsiTheme="minorHAnsi"/>
+          <w:sz w:val="32"/>
+          <w:szCs w:val="32"/>
+        </w:rPr>
+        <w:t xml:space="preserve"> </w:t>
+      </w:r>
+      <w:r>
+        <w:rPr>
+          <w:rFonts w:asciiTheme="minorHAnsi" w:hAnsiTheme="minorHAnsi"/>
+          <w:sz w:val="32"/>
+          <w:szCs w:val="32"/>
+        </w:rPr>
+        <w:t xml:space="preserve">The interactions between external aerodynamics and structural dynamics in modern aircraft are </w:t>
+      </w:r>
+      <w:r>
+        <w:rPr>
+          <w:rFonts w:asciiTheme="minorHAnsi" w:hAnsiTheme="minorHAnsi"/>
+          <w:sz w:val="32"/>
+          <w:szCs w:val="32"/>
+        </w:rPr>
         <w:lastRenderedPageBreak/>
-        <w:t>because of excessive flutter</w:t>
-      </w:r>
-      <w:bookmarkStart w:id="0" w:name="_GoBack"/>
-      <w:bookmarkEnd w:id="0"/>
-      <w:r>
-        <w:rPr>
-          <w:rFonts w:asciiTheme="minorHAnsi" w:hAnsiTheme="minorHAnsi"/>
-          <w:sz w:val="32"/>
-          <w:szCs w:val="32"/>
-        </w:rPr>
-        <w:t>.</w:t>
-      </w:r>
-      <w:r>
-        <w:rPr>
-          <w:rFonts w:asciiTheme="minorHAnsi" w:hAnsiTheme="minorHAnsi"/>
-          <w:sz w:val="32"/>
-          <w:szCs w:val="32"/>
-        </w:rPr>
-        <w:t xml:space="preserve"> </w:t>
-      </w:r>
-      <w:r>
-        <w:rPr>
-          <w:rFonts w:asciiTheme="minorHAnsi" w:hAnsiTheme="minorHAnsi"/>
-          <w:sz w:val="32"/>
-          <w:szCs w:val="32"/>
-        </w:rPr>
-        <w:t>The interactions between external aerodynamics and structural dynamics in modern aircraft are sufficiently complex that the accurate prediction of flutter characteristics during the design stage is difficult. Thus, there is considerable interest in developing design tools and methodologies that can predict, control, and suppress flutter long before an aircraft is built and tested.</w:t>
+        <w:t>sufficiently complex that the accurate prediction of flutter characteristics during the design stage is difficult. Thus, there is considerable interest in developing design tools and methodologies that can predict, control, and suppress flutter long before an aircraft is built and tested.</w:t>
       </w:r>
     </w:p>
     <w:p>
@@ -1421,16 +1428,7 @@
           <w:sz w:val="32"/>
           <w:szCs w:val="32"/>
         </w:rPr>
-        <w:t xml:space="preserve"> windy days. If left </w:t>
-      </w:r>
-      <w:r>
-        <w:rPr>
-          <w:rFonts w:asciiTheme="minorHAnsi" w:hAnsiTheme="minorHAnsi"/>
-          <w:sz w:val="32"/>
-          <w:szCs w:val="32"/>
-        </w:rPr>
-        <w:lastRenderedPageBreak/>
-        <w:t xml:space="preserve">uncontrolled, excessive cable galloping can cause severe damage to power lines, even causing them to snap and fall to the ground. </w:t>
+        <w:t xml:space="preserve"> windy days. If left uncontrolled, excessive cable galloping can cause severe damage to power lines, even causing them to snap and fall to the ground. </w:t>
       </w:r>
     </w:p>
     <w:p>
@@ -1445,30 +1443,23 @@
     </w:p>
     <w:p>
       <w:pPr>
+        <w:ind w:left="720"/>
+        <w:rPr>
+          <w:rFonts w:asciiTheme="minorHAnsi" w:hAnsiTheme="minorHAnsi"/>
+          <w:sz w:val="32"/>
+          <w:szCs w:val="32"/>
+        </w:rPr>
+      </w:pPr>
+      <w:r>
         <w:rPr>
           <w:rFonts w:asciiTheme="minorHAnsi" w:hAnsiTheme="minorHAnsi"/>
           <w:sz w:val="72"/>
           <w:szCs w:val="72"/>
         </w:rPr>
-      </w:pPr>
-      <w:r>
-        <w:rPr>
-          <w:rFonts w:asciiTheme="minorHAnsi" w:hAnsiTheme="minorHAnsi"/>
-          <w:sz w:val="72"/>
-          <w:szCs w:val="72"/>
-        </w:rPr>
-        <w:t>……………………………………………………………………………………………………….</w:t>
-      </w:r>
-    </w:p>
-    <w:p>
-      <w:pPr>
-        <w:ind w:left="720"/>
-        <w:rPr>
-          <w:rFonts w:asciiTheme="minorHAnsi" w:hAnsiTheme="minorHAnsi"/>
-          <w:sz w:val="32"/>
-          <w:szCs w:val="32"/>
-        </w:rPr>
-      </w:pPr>
+        <w:t>__hr__</w:t>
+      </w:r>
+      <w:bookmarkStart w:id="0" w:name="_GoBack"/>
+      <w:bookmarkEnd w:id="0"/>
     </w:p>
     <w:sectPr>
       <w:type w:val="continuous"/>

--- a/files/The Importance of VIV 10222015_ehb.docx
+++ b/files/The Importance of VIV 10222015_ehb.docx
@@ -306,7 +306,23 @@
           <w:sz w:val="32"/>
           <w:szCs w:val="32"/>
         </w:rPr>
-        <w:t>, alternate shedding of vortices from opposite sides of the cylinder gives rise to a time-fluctuating force on the cylinder</w:t>
+        <w:t>, alternate shedding of vor</w:t>
+      </w:r>
+      <w:r>
+        <w:rPr>
+          <w:rFonts w:asciiTheme="minorHAnsi" w:hAnsiTheme="minorHAnsi"/>
+          <w:sz w:val="32"/>
+          <w:szCs w:val="32"/>
+        </w:rPr>
+        <w:t>tices from opposite sides of a</w:t>
+      </w:r>
+      <w:r>
+        <w:rPr>
+          <w:rFonts w:asciiTheme="minorHAnsi" w:hAnsiTheme="minorHAnsi"/>
+          <w:sz w:val="32"/>
+          <w:szCs w:val="32"/>
+        </w:rPr>
+        <w:t xml:space="preserve"> cylinder gives rise to a time-fluctuating force on the cylinder</w:t>
       </w:r>
       <w:r>
         <w:rPr>
@@ -322,7 +338,23 @@
           <w:sz w:val="32"/>
           <w:szCs w:val="32"/>
         </w:rPr>
-        <w:t>Structural loadings due to VIV therefore depend on time, and require</w:t>
+        <w:t xml:space="preserve">Structural </w:t>
+      </w:r>
+      <w:r>
+        <w:rPr>
+          <w:rFonts w:asciiTheme="minorHAnsi" w:hAnsiTheme="minorHAnsi"/>
+          <w:sz w:val="32"/>
+          <w:szCs w:val="32"/>
+        </w:rPr>
+        <w:t>loading</w:t>
+      </w:r>
+      <w:r>
+        <w:rPr>
+          <w:rFonts w:asciiTheme="minorHAnsi" w:hAnsiTheme="minorHAnsi"/>
+          <w:sz w:val="32"/>
+          <w:szCs w:val="32"/>
+        </w:rPr>
+        <w:t xml:space="preserve"> due to VIV therefore depend on time, and require</w:t>
       </w:r>
       <w:r>
         <w:rPr>
@@ -509,7 +541,23 @@
           <w:sz w:val="32"/>
           <w:szCs w:val="32"/>
         </w:rPr>
-        <w:t>The collapse of the Tacoma Narrows Bridge in 1940 was a dramatic example of how VIV could contribute to destruction of a large civil structure.  Theodor</w:t>
+        <w:t>The collapse of the Tacoma Narrows Bridge in 1940 was a dramatic example of how VIV could contribute to destruct</w:t>
+      </w:r>
+      <w:r>
+        <w:rPr>
+          <w:rFonts w:asciiTheme="minorHAnsi" w:hAnsiTheme="minorHAnsi"/>
+          <w:sz w:val="32"/>
+          <w:szCs w:val="32"/>
+        </w:rPr>
+        <w:t>ion of a large civil structure.</w:t>
+      </w:r>
+      <w:r>
+        <w:rPr>
+          <w:rFonts w:asciiTheme="minorHAnsi" w:hAnsiTheme="minorHAnsi"/>
+          <w:sz w:val="32"/>
+          <w:szCs w:val="32"/>
+        </w:rPr>
+        <w:t xml:space="preserve"> Theodor</w:t>
       </w:r>
       <w:r>
         <w:rPr>
@@ -977,7 +1025,7 @@
           <w:sz w:val="32"/>
           <w:szCs w:val="32"/>
         </w:rPr>
-        <w:t>hey are subjected to a number of forces, including</w:t>
+        <w:t>hey are subject to a number of forces, including</w:t>
       </w:r>
       <w:r>
         <w:rPr>
@@ -1001,7 +1049,215 @@
           <w:sz w:val="32"/>
           <w:szCs w:val="32"/>
         </w:rPr>
-        <w:t xml:space="preserve"> create VIV in the wings of the aircraft, more commonly referred to in aeronautics as “</w:t>
+        <w:t xml:space="preserve"> create “flutter”</w:t>
+      </w:r>
+      <w:r>
+        <w:rPr>
+          <w:rFonts w:asciiTheme="minorHAnsi" w:hAnsiTheme="minorHAnsi"/>
+          <w:sz w:val="32"/>
+          <w:szCs w:val="32"/>
+        </w:rPr>
+        <w:t xml:space="preserve"> and other flow-induced vibration</w:t>
+      </w:r>
+      <w:r>
+        <w:rPr>
+          <w:rFonts w:asciiTheme="minorHAnsi" w:hAnsiTheme="minorHAnsi"/>
+          <w:sz w:val="32"/>
+          <w:szCs w:val="32"/>
+        </w:rPr>
+        <w:t xml:space="preserve"> in the wings of the aircraft</w:t>
+      </w:r>
+      <w:r>
+        <w:rPr>
+          <w:rFonts w:asciiTheme="minorHAnsi" w:hAnsiTheme="minorHAnsi"/>
+          <w:sz w:val="32"/>
+          <w:szCs w:val="32"/>
+        </w:rPr>
+        <w:t>. The</w:t>
+      </w:r>
+      <w:r>
+        <w:rPr>
+          <w:rFonts w:asciiTheme="minorHAnsi" w:hAnsiTheme="minorHAnsi"/>
+          <w:sz w:val="32"/>
+          <w:szCs w:val="32"/>
+        </w:rPr>
+        <w:t>s</w:t>
+      </w:r>
+      <w:r>
+        <w:rPr>
+          <w:rFonts w:asciiTheme="minorHAnsi" w:hAnsiTheme="minorHAnsi"/>
+          <w:sz w:val="32"/>
+          <w:szCs w:val="32"/>
+        </w:rPr>
+        <w:t>e</w:t>
+      </w:r>
+      <w:r>
+        <w:rPr>
+          <w:rFonts w:asciiTheme="minorHAnsi" w:hAnsiTheme="minorHAnsi"/>
+          <w:sz w:val="32"/>
+          <w:szCs w:val="32"/>
+        </w:rPr>
+        <w:t xml:space="preserve"> </w:t>
+      </w:r>
+      <w:r>
+        <w:rPr>
+          <w:rFonts w:asciiTheme="minorHAnsi" w:hAnsiTheme="minorHAnsi"/>
+          <w:sz w:val="32"/>
+          <w:szCs w:val="32"/>
+        </w:rPr>
+        <w:t xml:space="preserve">phenomena can be very serious, and can lead to catastrophic failure in flight </w:t>
+      </w:r>
+      <w:r>
+        <w:rPr>
+          <w:rFonts w:asciiTheme="minorHAnsi" w:hAnsiTheme="minorHAnsi"/>
+          <w:sz w:val="32"/>
+          <w:szCs w:val="32"/>
+        </w:rPr>
+        <w:t xml:space="preserve">if not accounted for in the design, as shown in the video above. </w:t>
+      </w:r>
+      <w:r>
+        <w:rPr>
+          <w:rFonts w:asciiTheme="minorHAnsi" w:hAnsiTheme="minorHAnsi"/>
+          <w:sz w:val="32"/>
+          <w:szCs w:val="32"/>
+        </w:rPr>
+        <w:t>More commonly</w:t>
+      </w:r>
+      <w:r>
+        <w:rPr>
+          <w:rFonts w:asciiTheme="minorHAnsi" w:hAnsiTheme="minorHAnsi"/>
+          <w:sz w:val="32"/>
+          <w:szCs w:val="32"/>
+        </w:rPr>
+        <w:t xml:space="preserve">, </w:t>
+      </w:r>
+      <w:r>
+        <w:rPr>
+          <w:rFonts w:asciiTheme="minorHAnsi" w:hAnsiTheme="minorHAnsi"/>
+          <w:sz w:val="32"/>
+          <w:szCs w:val="32"/>
+        </w:rPr>
+        <w:t>flow-induced vibration</w:t>
+      </w:r>
+      <w:r>
+        <w:rPr>
+          <w:rFonts w:asciiTheme="minorHAnsi" w:hAnsiTheme="minorHAnsi"/>
+          <w:sz w:val="32"/>
+          <w:szCs w:val="32"/>
+        </w:rPr>
+        <w:t xml:space="preserve"> leads to</w:t>
+      </w:r>
+      <w:r>
+        <w:rPr>
+          <w:rFonts w:asciiTheme="minorHAnsi" w:hAnsiTheme="minorHAnsi"/>
+          <w:sz w:val="32"/>
+          <w:szCs w:val="32"/>
+        </w:rPr>
+        <w:t xml:space="preserve"> cyclical stresses and</w:t>
+      </w:r>
+      <w:r>
+        <w:rPr>
+          <w:rFonts w:asciiTheme="minorHAnsi" w:hAnsiTheme="minorHAnsi"/>
+          <w:sz w:val="32"/>
+          <w:szCs w:val="32"/>
+        </w:rPr>
+        <w:t xml:space="preserve"> fatigue cracking in flight structures, which</w:t>
+      </w:r>
+      <w:r>
+        <w:rPr>
+          <w:rFonts w:asciiTheme="minorHAnsi" w:hAnsiTheme="minorHAnsi"/>
+          <w:sz w:val="32"/>
+          <w:szCs w:val="32"/>
+        </w:rPr>
+        <w:t xml:space="preserve"> </w:t>
+      </w:r>
+      <w:r>
+        <w:rPr>
+          <w:rFonts w:asciiTheme="minorHAnsi" w:hAnsiTheme="minorHAnsi"/>
+          <w:sz w:val="32"/>
+          <w:szCs w:val="32"/>
+        </w:rPr>
+        <w:t xml:space="preserve">over time </w:t>
+      </w:r>
+      <w:r>
+        <w:rPr>
+          <w:rFonts w:asciiTheme="minorHAnsi" w:hAnsiTheme="minorHAnsi"/>
+          <w:sz w:val="32"/>
+          <w:szCs w:val="32"/>
+        </w:rPr>
+        <w:t>can</w:t>
+      </w:r>
+      <w:r>
+        <w:rPr>
+          <w:rFonts w:asciiTheme="minorHAnsi" w:hAnsiTheme="minorHAnsi"/>
+          <w:sz w:val="32"/>
+          <w:szCs w:val="32"/>
+        </w:rPr>
+        <w:t xml:space="preserve"> result in catastrophic</w:t>
+      </w:r>
+      <w:r>
+        <w:rPr>
+          <w:rFonts w:asciiTheme="minorHAnsi" w:hAnsiTheme="minorHAnsi"/>
+          <w:sz w:val="32"/>
+          <w:szCs w:val="32"/>
+        </w:rPr>
+        <w:t xml:space="preserve"> failure. </w:t>
+      </w:r>
+      <w:r>
+        <w:rPr>
+          <w:rFonts w:asciiTheme="minorHAnsi" w:hAnsiTheme="minorHAnsi"/>
+          <w:sz w:val="32"/>
+          <w:szCs w:val="32"/>
+        </w:rPr>
+        <w:t>An exam</w:t>
+      </w:r>
+      <w:r>
+        <w:rPr>
+          <w:rFonts w:asciiTheme="minorHAnsi" w:hAnsiTheme="minorHAnsi"/>
+          <w:sz w:val="32"/>
+          <w:szCs w:val="32"/>
+        </w:rPr>
+        <w:t xml:space="preserve">ple of </w:t>
+      </w:r>
+      <w:r>
+        <w:rPr>
+          <w:rFonts w:asciiTheme="minorHAnsi" w:hAnsiTheme="minorHAnsi"/>
+          <w:sz w:val="32"/>
+          <w:szCs w:val="32"/>
+        </w:rPr>
+        <w:t xml:space="preserve">fatigue cracking </w:t>
+      </w:r>
+      <w:r>
+        <w:rPr>
+          <w:rFonts w:asciiTheme="minorHAnsi" w:hAnsiTheme="minorHAnsi"/>
+          <w:sz w:val="32"/>
+          <w:szCs w:val="32"/>
+        </w:rPr>
+        <w:t>due to flow</w:t>
+      </w:r>
+      <w:r>
+        <w:rPr>
+          <w:rFonts w:asciiTheme="minorHAnsi" w:hAnsiTheme="minorHAnsi"/>
+          <w:sz w:val="32"/>
+          <w:szCs w:val="32"/>
+        </w:rPr>
+        <w:t xml:space="preserve">-induced </w:t>
+      </w:r>
+      <w:r>
+        <w:rPr>
+          <w:rFonts w:asciiTheme="minorHAnsi" w:hAnsiTheme="minorHAnsi"/>
+          <w:sz w:val="32"/>
+          <w:szCs w:val="32"/>
+        </w:rPr>
+        <w:t xml:space="preserve">vibration </w:t>
+      </w:r>
+      <w:r>
+        <w:rPr>
+          <w:rFonts w:asciiTheme="minorHAnsi" w:hAnsiTheme="minorHAnsi"/>
+          <w:sz w:val="32"/>
+          <w:szCs w:val="32"/>
+        </w:rPr>
+        <w:t>was the United States Air Force’s C-5A, designed for 30,000 flight hours, but for which all surviving aircraft needed to be “</w:t>
       </w:r>
       <w:proofErr w:type="spellStart"/>
       <w:r>
@@ -1010,7 +1266,7 @@
           <w:sz w:val="32"/>
           <w:szCs w:val="32"/>
         </w:rPr>
-        <w:t>aeroelastic</w:t>
+        <w:t>rewinged</w:t>
       </w:r>
       <w:proofErr w:type="spellEnd"/>
       <w:r>
@@ -1019,63 +1275,15 @@
           <w:sz w:val="32"/>
           <w:szCs w:val="32"/>
         </w:rPr>
-        <w:t xml:space="preserve"> flutter”. This phenomenon is very serious, and can cause air</w:t>
-      </w:r>
-      <w:r>
-        <w:rPr>
-          <w:rFonts w:asciiTheme="minorHAnsi" w:hAnsiTheme="minorHAnsi"/>
-          <w:sz w:val="32"/>
-          <w:szCs w:val="32"/>
-        </w:rPr>
-        <w:t>planes to tear</w:t>
-      </w:r>
-      <w:r>
-        <w:rPr>
-          <w:rFonts w:asciiTheme="minorHAnsi" w:hAnsiTheme="minorHAnsi"/>
-          <w:sz w:val="32"/>
-          <w:szCs w:val="32"/>
-        </w:rPr>
-        <w:t xml:space="preserve"> themselves apart midflight if not accounted for in the design, as shown in the video above. </w:t>
-      </w:r>
-      <w:r>
-        <w:rPr>
-          <w:rFonts w:asciiTheme="minorHAnsi" w:hAnsiTheme="minorHAnsi"/>
-          <w:sz w:val="32"/>
-          <w:szCs w:val="32"/>
-        </w:rPr>
-        <w:t>More commonly</w:t>
-      </w:r>
-      <w:r>
-        <w:rPr>
-          <w:rFonts w:asciiTheme="minorHAnsi" w:hAnsiTheme="minorHAnsi"/>
-          <w:sz w:val="32"/>
-          <w:szCs w:val="32"/>
-        </w:rPr>
-        <w:t xml:space="preserve">, </w:t>
-      </w:r>
-      <w:r>
-        <w:rPr>
-          <w:rFonts w:asciiTheme="minorHAnsi" w:hAnsiTheme="minorHAnsi"/>
-          <w:sz w:val="32"/>
-          <w:szCs w:val="32"/>
-        </w:rPr>
-        <w:t>flutter leads to</w:t>
-      </w:r>
-      <w:r>
-        <w:rPr>
-          <w:rFonts w:asciiTheme="minorHAnsi" w:hAnsiTheme="minorHAnsi"/>
-          <w:sz w:val="32"/>
-          <w:szCs w:val="32"/>
-        </w:rPr>
-        <w:t xml:space="preserve"> cyclical stresses and</w:t>
-      </w:r>
-      <w:r>
-        <w:rPr>
-          <w:rFonts w:asciiTheme="minorHAnsi" w:hAnsiTheme="minorHAnsi"/>
-          <w:sz w:val="32"/>
-          <w:szCs w:val="32"/>
-        </w:rPr>
-        <w:t xml:space="preserve"> fatigue cracking in flight structures, which</w:t>
+        <w:t>” well before 8,000 flight hours</w:t>
+      </w:r>
+      <w:r>
+        <w:rPr>
+          <w:rFonts w:asciiTheme="minorHAnsi" w:hAnsiTheme="minorHAnsi"/>
+          <w:sz w:val="32"/>
+          <w:szCs w:val="32"/>
+        </w:rPr>
+        <w:t>, in part</w:t>
       </w:r>
       <w:r>
         <w:rPr>
@@ -1091,57 +1299,7 @@
           <w:sz w:val="32"/>
           <w:szCs w:val="32"/>
         </w:rPr>
-        <w:t xml:space="preserve">over time </w:t>
-      </w:r>
-      <w:r>
-        <w:rPr>
-          <w:rFonts w:asciiTheme="minorHAnsi" w:hAnsiTheme="minorHAnsi"/>
-          <w:sz w:val="32"/>
-          <w:szCs w:val="32"/>
-        </w:rPr>
-        <w:t>can ultimately result in catastrophic</w:t>
-      </w:r>
-      <w:r>
-        <w:rPr>
-          <w:rFonts w:asciiTheme="minorHAnsi" w:hAnsiTheme="minorHAnsi"/>
-          <w:sz w:val="32"/>
-          <w:szCs w:val="32"/>
-        </w:rPr>
-        <w:t xml:space="preserve"> failure. </w:t>
-      </w:r>
-      <w:r>
-        <w:rPr>
-          <w:rFonts w:asciiTheme="minorHAnsi" w:hAnsiTheme="minorHAnsi"/>
-          <w:sz w:val="32"/>
-          <w:szCs w:val="32"/>
-        </w:rPr>
-        <w:t>An example of flutter-induced fatigue cracking was the United States Air Force’s C-5A, designed for 30,000 flight hours, but for which all surviving aircraft needed to be “</w:t>
-      </w:r>
-      <w:proofErr w:type="spellStart"/>
-      <w:r>
-        <w:rPr>
-          <w:rFonts w:asciiTheme="minorHAnsi" w:hAnsiTheme="minorHAnsi"/>
-          <w:sz w:val="32"/>
-          <w:szCs w:val="32"/>
-        </w:rPr>
-        <w:t>rewinged</w:t>
-      </w:r>
-      <w:proofErr w:type="spellEnd"/>
-      <w:r>
-        <w:rPr>
-          <w:rFonts w:asciiTheme="minorHAnsi" w:hAnsiTheme="minorHAnsi"/>
-          <w:sz w:val="32"/>
-          <w:szCs w:val="32"/>
-        </w:rPr>
-        <w:t xml:space="preserve">” well before 8,000 flight hours </w:t>
-      </w:r>
-      <w:r>
-        <w:rPr>
-          <w:rFonts w:asciiTheme="minorHAnsi" w:hAnsiTheme="minorHAnsi"/>
-          <w:sz w:val="32"/>
-          <w:szCs w:val="32"/>
-        </w:rPr>
-        <w:t>because of excessive flutter</w:t>
+        <w:t>because of excessive turbulence-induced vibration in low-altitude nap-of-the-earth flight</w:t>
       </w:r>
       <w:r>
         <w:rPr>
@@ -1165,7 +1323,7 @@
           <w:sz w:val="32"/>
           <w:szCs w:val="32"/>
         </w:rPr>
-        <w:t xml:space="preserve">The interactions between external aerodynamics and structural dynamics in modern aircraft are </w:t>
+        <w:t xml:space="preserve">The interactions between external aerodynamics and structural </w:t>
       </w:r>
       <w:r>
         <w:rPr>
@@ -1174,7 +1332,39 @@
           <w:szCs w:val="32"/>
         </w:rPr>
         <w:lastRenderedPageBreak/>
-        <w:t>sufficiently complex that the accurate prediction of flutter characteristics during the design stage is difficult. Thus, there is considerable interest in developing design tools and methodologies that can predict, control, and suppress flutter long before an aircraft is built and tested.</w:t>
+        <w:t>dynamics in modern aircraft are sufficiently complex that th</w:t>
+      </w:r>
+      <w:r>
+        <w:rPr>
+          <w:rFonts w:asciiTheme="minorHAnsi" w:hAnsiTheme="minorHAnsi"/>
+          <w:sz w:val="32"/>
+          <w:szCs w:val="32"/>
+        </w:rPr>
+        <w:t>e accurate prediction of flow-induced vibration</w:t>
+      </w:r>
+      <w:r>
+        <w:rPr>
+          <w:rFonts w:asciiTheme="minorHAnsi" w:hAnsiTheme="minorHAnsi"/>
+          <w:sz w:val="32"/>
+          <w:szCs w:val="32"/>
+        </w:rPr>
+        <w:t xml:space="preserve"> characteristics during the design stage is difficult. Thus, there is considerable interest in developing design tools and methodologies that can predic</w:t>
+      </w:r>
+      <w:r>
+        <w:rPr>
+          <w:rFonts w:asciiTheme="minorHAnsi" w:hAnsiTheme="minorHAnsi"/>
+          <w:sz w:val="32"/>
+          <w:szCs w:val="32"/>
+        </w:rPr>
+        <w:t>t, control, and suppress flow-induced vibration</w:t>
+      </w:r>
+      <w:r>
+        <w:rPr>
+          <w:rFonts w:asciiTheme="minorHAnsi" w:hAnsiTheme="minorHAnsi"/>
+          <w:sz w:val="32"/>
+          <w:szCs w:val="32"/>
+        </w:rPr>
+        <w:t xml:space="preserve"> long before an aircraft is built and tested.</w:t>
       </w:r>
     </w:p>
     <w:p>
@@ -1372,16 +1562,26 @@
           <w:sz w:val="32"/>
           <w:szCs w:val="32"/>
         </w:rPr>
-        <w:t xml:space="preserve"> flutter, “cable galloping”</w:t>
-      </w:r>
-      <w:r>
-        <w:rPr>
-          <w:rFonts w:asciiTheme="minorHAnsi" w:hAnsiTheme="minorHAnsi"/>
-          <w:sz w:val="32"/>
-          <w:szCs w:val="32"/>
-        </w:rPr>
         <w:t xml:space="preserve"> </w:t>
       </w:r>
+      <w:bookmarkStart w:id="0" w:name="_GoBack"/>
+      <w:bookmarkEnd w:id="0"/>
+      <w:r>
+        <w:rPr>
+          <w:rFonts w:asciiTheme="minorHAnsi" w:hAnsiTheme="minorHAnsi"/>
+          <w:sz w:val="32"/>
+          <w:szCs w:val="32"/>
+        </w:rPr>
+        <w:t>flutter, “cable galloping”</w:t>
+      </w:r>
+      <w:r>
+        <w:rPr>
+          <w:rFonts w:asciiTheme="minorHAnsi" w:hAnsiTheme="minorHAnsi"/>
+          <w:sz w:val="32"/>
+          <w:szCs w:val="32"/>
+        </w:rPr>
+        <w:t xml:space="preserve"> </w:t>
+      </w:r>
       <w:r>
         <w:rPr>
           <w:rFonts w:asciiTheme="minorHAnsi" w:hAnsiTheme="minorHAnsi"/>
@@ -1444,22 +1644,84 @@
     <w:p>
       <w:pPr>
         <w:ind w:left="720"/>
-        <w:rPr>
-          <w:rFonts w:asciiTheme="minorHAnsi" w:hAnsiTheme="minorHAnsi"/>
-          <w:sz w:val="32"/>
-          <w:szCs w:val="32"/>
-        </w:rPr>
-      </w:pPr>
-      <w:r>
         <w:rPr>
           <w:rFonts w:asciiTheme="minorHAnsi" w:hAnsiTheme="minorHAnsi"/>
           <w:sz w:val="72"/>
           <w:szCs w:val="72"/>
         </w:rPr>
-        <w:t>__hr__</w:t>
-      </w:r>
-      <w:bookmarkStart w:id="0" w:name="_GoBack"/>
-      <w:bookmarkEnd w:id="0"/>
+      </w:pPr>
+      <w:r>
+        <w:rPr>
+          <w:rFonts w:asciiTheme="minorHAnsi" w:hAnsiTheme="minorHAnsi"/>
+          <w:sz w:val="72"/>
+          <w:szCs w:val="72"/>
+        </w:rPr>
+        <w:t>__</w:t>
+      </w:r>
+      <w:proofErr w:type="spellStart"/>
+      <w:r>
+        <w:rPr>
+          <w:rFonts w:asciiTheme="minorHAnsi" w:hAnsiTheme="minorHAnsi"/>
+          <w:sz w:val="72"/>
+          <w:szCs w:val="72"/>
+        </w:rPr>
+        <w:t>imagesize:original</w:t>
+      </w:r>
+      <w:proofErr w:type="spellEnd"/>
+      <w:r>
+        <w:rPr>
+          <w:rFonts w:asciiTheme="minorHAnsi" w:hAnsiTheme="minorHAnsi"/>
+          <w:sz w:val="72"/>
+          <w:szCs w:val="72"/>
+        </w:rPr>
+        <w:t>__</w:t>
+      </w:r>
+    </w:p>
+    <w:p>
+      <w:pPr>
+        <w:ind w:left="720"/>
+        <w:rPr>
+          <w:rFonts w:asciiTheme="minorHAnsi" w:hAnsiTheme="minorHAnsi"/>
+          <w:sz w:val="72"/>
+          <w:szCs w:val="72"/>
+        </w:rPr>
+      </w:pPr>
+      <w:r>
+        <w:rPr>
+          <w:rFonts w:asciiTheme="minorHAnsi" w:hAnsiTheme="minorHAnsi"/>
+          <w:sz w:val="72"/>
+          <w:szCs w:val="72"/>
+        </w:rPr>
+        <w:t>__</w:t>
+      </w:r>
+      <w:proofErr w:type="spellStart"/>
+      <w:r>
+        <w:rPr>
+          <w:rFonts w:asciiTheme="minorHAnsi" w:hAnsiTheme="minorHAnsi"/>
+          <w:sz w:val="72"/>
+          <w:szCs w:val="72"/>
+        </w:rPr>
+        <w:t>hr</w:t>
+      </w:r>
+      <w:proofErr w:type="spellEnd"/>
+      <w:r>
+        <w:rPr>
+          <w:rFonts w:asciiTheme="minorHAnsi" w:hAnsiTheme="minorHAnsi"/>
+          <w:sz w:val="72"/>
+          <w:szCs w:val="72"/>
+        </w:rPr>
+        <w:t>__</w:t>
+      </w:r>
+    </w:p>
+    <w:p>
+      <w:pPr>
+        <w:ind w:left="720"/>
+        <w:rPr>
+          <w:rFonts w:asciiTheme="minorHAnsi" w:hAnsiTheme="minorHAnsi"/>
+          <w:sz w:val="32"/>
+          <w:szCs w:val="32"/>
+        </w:rPr>
+      </w:pPr>
     </w:p>
     <w:sectPr>
       <w:type w:val="continuous"/>
@@ -1528,7 +1790,13 @@
       </w:r>
       <w:r>
         <w:tab/>
-        <w:t xml:space="preserve">The relationship between the Karman vortex street and the VIV that led to failure of the bridge has been the subject of some debate.  See Steven Ross, et al. "Tacoma Narrows 1940." In </w:t>
+        <w:t>The relationship between the Karman vortex street and the VIV that led to failure of the bridge has been the sub</w:t>
+      </w:r>
+      <w:r>
+        <w:t>ject of some debate.  See</w:t>
+      </w:r>
+      <w:r>
+        <w:t xml:space="preserve"> Ross, et al. "Tacoma Narrows 1940." In </w:t>
       </w:r>
       <w:r>
         <w:rPr>
@@ -1537,7 +1805,10 @@
         <w:t>Construction Disasters: Design Failures, Causes, and Prevention</w:t>
       </w:r>
       <w:r>
-        <w:t>. McGraw Hill, 1984, pp</w:t>
+        <w:t>. McGraw-</w:t>
+      </w:r>
+      <w:r>
+        <w:t>Hill, 1984, pp</w:t>
       </w:r>
       <w:r>
         <w:t>. 216–239</w:t>
